--- a/Notes/English/Toward Efficient Traffic-Sign Detection via SlimNeck and Coordinate-Attention Fusion in YOLO-SMM.docx
+++ b/Notes/English/Toward Efficient Traffic-Sign Detection via SlimNeck and Coordinate-Attention Fusion in YOLO-SMM.docx
@@ -26,7 +26,7 @@
       <w:pPr>
         <w:spacing w:line="360" w:lineRule="auto"/>
         <w:rPr>
-          <w:rFonts w:asciiTheme="majorEastAsia" w:eastAsiaTheme="majorEastAsia" w:hAnsiTheme="majorEastAsia"/>
+          <w:rFonts w:asciiTheme="majorEastAsia" w:eastAsiaTheme="majorEastAsia" w:hAnsiTheme="majorEastAsia" w:hint="eastAsia"/>
           <w:sz w:val="24"/>
           <w:szCs w:val="24"/>
         </w:rPr>
@@ -45,7 +45,7 @@
         <w:spacing w:line="360" w:lineRule="auto"/>
         <w:ind w:firstLine="420"/>
         <w:rPr>
-          <w:rFonts w:asciiTheme="majorEastAsia" w:eastAsiaTheme="majorEastAsia" w:hAnsiTheme="majorEastAsia"/>
+          <w:rFonts w:asciiTheme="majorEastAsia" w:eastAsiaTheme="majorEastAsia" w:hAnsiTheme="majorEastAsia" w:hint="eastAsia"/>
           <w:sz w:val="24"/>
           <w:szCs w:val="24"/>
         </w:rPr>
@@ -117,7 +117,7 @@
       <w:pPr>
         <w:spacing w:line="360" w:lineRule="auto"/>
         <w:rPr>
-          <w:rFonts w:asciiTheme="majorEastAsia" w:eastAsiaTheme="majorEastAsia" w:hAnsiTheme="majorEastAsia"/>
+          <w:rFonts w:asciiTheme="majorEastAsia" w:eastAsiaTheme="majorEastAsia" w:hAnsiTheme="majorEastAsia" w:hint="eastAsia"/>
           <w:sz w:val="24"/>
           <w:szCs w:val="24"/>
         </w:rPr>
@@ -136,7 +136,7 @@
         <w:spacing w:line="360" w:lineRule="auto"/>
         <w:ind w:firstLine="420"/>
         <w:rPr>
-          <w:rFonts w:asciiTheme="majorEastAsia" w:eastAsiaTheme="majorEastAsia" w:hAnsiTheme="majorEastAsia"/>
+          <w:rFonts w:asciiTheme="majorEastAsia" w:eastAsiaTheme="majorEastAsia" w:hAnsiTheme="majorEastAsia" w:hint="eastAsia"/>
           <w:sz w:val="24"/>
           <w:szCs w:val="24"/>
         </w:rPr>
@@ -154,7 +154,7 @@
       <w:pPr>
         <w:spacing w:line="360" w:lineRule="auto"/>
         <w:rPr>
-          <w:rFonts w:asciiTheme="majorEastAsia" w:eastAsiaTheme="majorEastAsia" w:hAnsiTheme="majorEastAsia"/>
+          <w:rFonts w:asciiTheme="majorEastAsia" w:eastAsiaTheme="majorEastAsia" w:hAnsiTheme="majorEastAsia" w:hint="eastAsia"/>
           <w:sz w:val="24"/>
           <w:szCs w:val="24"/>
         </w:rPr>
@@ -173,7 +173,7 @@
         <w:spacing w:line="360" w:lineRule="auto"/>
         <w:ind w:firstLine="420"/>
         <w:rPr>
-          <w:rFonts w:asciiTheme="majorEastAsia" w:eastAsiaTheme="majorEastAsia" w:hAnsiTheme="majorEastAsia"/>
+          <w:rFonts w:asciiTheme="majorEastAsia" w:eastAsiaTheme="majorEastAsia" w:hAnsiTheme="majorEastAsia" w:hint="eastAsia"/>
           <w:sz w:val="24"/>
           <w:szCs w:val="24"/>
         </w:rPr>
@@ -209,7 +209,7 @@
       <w:pPr>
         <w:spacing w:line="360" w:lineRule="auto"/>
         <w:rPr>
-          <w:rFonts w:asciiTheme="majorEastAsia" w:eastAsiaTheme="majorEastAsia" w:hAnsiTheme="majorEastAsia"/>
+          <w:rFonts w:asciiTheme="majorEastAsia" w:eastAsiaTheme="majorEastAsia" w:hAnsiTheme="majorEastAsia" w:hint="eastAsia"/>
           <w:sz w:val="24"/>
           <w:szCs w:val="24"/>
         </w:rPr>
@@ -421,7 +421,25 @@
           <w:sz w:val="24"/>
           <w:szCs w:val="24"/>
         </w:rPr>
-        <w:t>针对毫米波图像中隐蔽目标检测面临的图像低对比度/低信噪比导致检测精度低、小目标特征</w:t>
+        <w:t>针对交通标志检测中小目标在模糊、低对比度、遮挡、复杂环境下召回率低的难题，以及现有 YOLO 方法存在的四大局限（小目标细节丢失、多尺度融合计算开销大、轻量化牺牲特征丰富性、</w:t>
+      </w:r>
+      <w:proofErr w:type="spellStart"/>
+      <w:r>
+        <w:rPr>
+          <w:rFonts w:asciiTheme="majorEastAsia" w:eastAsiaTheme="majorEastAsia" w:hAnsiTheme="majorEastAsia"/>
+          <w:sz w:val="24"/>
+          <w:szCs w:val="24"/>
+        </w:rPr>
+        <w:t>IoU</w:t>
+      </w:r>
+      <w:proofErr w:type="spellEnd"/>
+      <w:r>
+        <w:rPr>
+          <w:rFonts w:asciiTheme="majorEastAsia" w:eastAsiaTheme="majorEastAsia" w:hAnsiTheme="majorEastAsia"/>
+          <w:sz w:val="24"/>
+          <w:szCs w:val="24"/>
+        </w:rPr>
+        <w:t xml:space="preserve"> 损失对小</w:t>
       </w:r>
       <w:proofErr w:type="gramStart"/>
       <w:r>
@@ -430,7 +448,7 @@
           <w:sz w:val="24"/>
           <w:szCs w:val="24"/>
         </w:rPr>
-        <w:t>随网络</w:t>
+        <w:t>目标角点敏感性</w:t>
       </w:r>
       <w:proofErr w:type="gramEnd"/>
       <w:r>
@@ -439,7 +457,7 @@
           <w:sz w:val="24"/>
           <w:szCs w:val="24"/>
         </w:rPr>
-        <w:t>加深而丢失的问题，在 YOLOv5 基础上提出 Swin-YOLO，通过在 neck 中加入 LPST Layers 增强全局上下文建模能力、增加小目</w:t>
+        <w:t>不足），</w:t>
       </w:r>
       <w:r>
         <w:rPr>
@@ -448,25 +466,69 @@
           <w:szCs w:val="24"/>
         </w:rPr>
         <w:lastRenderedPageBreak/>
-        <w:t xml:space="preserve">标检测分支与 </w:t>
-      </w:r>
-      <w:proofErr w:type="spellStart"/>
-      <w:r>
-        <w:rPr>
-          <w:rFonts w:asciiTheme="majorEastAsia" w:eastAsiaTheme="majorEastAsia" w:hAnsiTheme="majorEastAsia"/>
-          <w:sz w:val="24"/>
-          <w:szCs w:val="24"/>
-        </w:rPr>
-        <w:t>BiFPN</w:t>
-      </w:r>
-      <w:proofErr w:type="spellEnd"/>
-      <w:r>
-        <w:rPr>
-          <w:rFonts w:asciiTheme="majorEastAsia" w:eastAsiaTheme="majorEastAsia" w:hAnsiTheme="majorEastAsia"/>
-          <w:sz w:val="24"/>
-          <w:szCs w:val="24"/>
-        </w:rPr>
-        <w:t xml:space="preserve"> 保留小目标特征、在 neck 与检测头之间加入 Coordinate Attention Module 提升对关键区域的敏感性，并构建包含 82,014 张图像的 MMW 数据集进行验证。</w:t>
+        <w:t xml:space="preserve">在 YOLOv8 基础上提出 YOLO-SMM，通过 </w:t>
+      </w:r>
+      <w:proofErr w:type="spellStart"/>
+      <w:r>
+        <w:rPr>
+          <w:rFonts w:asciiTheme="majorEastAsia" w:eastAsiaTheme="majorEastAsia" w:hAnsiTheme="majorEastAsia"/>
+          <w:sz w:val="24"/>
+          <w:szCs w:val="24"/>
+        </w:rPr>
+        <w:t>SlimNeck</w:t>
+      </w:r>
+      <w:proofErr w:type="spellEnd"/>
+      <w:r>
+        <w:rPr>
+          <w:rFonts w:asciiTheme="majorEastAsia" w:eastAsiaTheme="majorEastAsia" w:hAnsiTheme="majorEastAsia"/>
+          <w:sz w:val="24"/>
+          <w:szCs w:val="24"/>
+        </w:rPr>
+        <w:t xml:space="preserve"> 降低 neck 计算量同时保留细粒度特征、MCA 模块提升对小目标区域的位置感知能力、</w:t>
+      </w:r>
+      <w:proofErr w:type="spellStart"/>
+      <w:r>
+        <w:rPr>
+          <w:rFonts w:asciiTheme="majorEastAsia" w:eastAsiaTheme="majorEastAsia" w:hAnsiTheme="majorEastAsia"/>
+          <w:sz w:val="24"/>
+          <w:szCs w:val="24"/>
+        </w:rPr>
+        <w:t>MPDIoU</w:t>
+      </w:r>
+      <w:proofErr w:type="spellEnd"/>
+      <w:r>
+        <w:rPr>
+          <w:rFonts w:asciiTheme="majorEastAsia" w:eastAsiaTheme="majorEastAsia" w:hAnsiTheme="majorEastAsia"/>
+          <w:sz w:val="24"/>
+          <w:szCs w:val="24"/>
+        </w:rPr>
+        <w:t xml:space="preserve"> Loss 改善小目标边界</w:t>
+      </w:r>
+      <w:proofErr w:type="gramStart"/>
+      <w:r>
+        <w:rPr>
+          <w:rFonts w:asciiTheme="majorEastAsia" w:eastAsiaTheme="majorEastAsia" w:hAnsiTheme="majorEastAsia"/>
+          <w:sz w:val="24"/>
+          <w:szCs w:val="24"/>
+        </w:rPr>
+        <w:t>框回归</w:t>
+      </w:r>
+      <w:proofErr w:type="gramEnd"/>
+      <w:r>
+        <w:rPr>
+          <w:rFonts w:asciiTheme="majorEastAsia" w:eastAsiaTheme="majorEastAsia" w:hAnsiTheme="majorEastAsia"/>
+          <w:sz w:val="24"/>
+          <w:szCs w:val="24"/>
+        </w:rPr>
+        <w:t>精度</w:t>
+      </w:r>
+      <w:r>
+        <w:rPr>
+          <w:rFonts w:asciiTheme="majorEastAsia" w:eastAsiaTheme="majorEastAsia" w:hAnsiTheme="majorEastAsia" w:hint="eastAsia"/>
+          <w:sz w:val="24"/>
+          <w:szCs w:val="24"/>
+        </w:rPr>
+        <w:t>。</w:t>
       </w:r>
     </w:p>
     <w:p>
@@ -500,13 +562,20 @@
           <w:tab w:val="left" w:pos="840"/>
         </w:tabs>
         <w:spacing w:line="360" w:lineRule="auto"/>
-        <w:ind w:left="720"/>
-        <w:rPr>
-          <w:rFonts w:asciiTheme="majorEastAsia" w:eastAsiaTheme="majorEastAsia" w:hAnsiTheme="majorEastAsia" w:hint="eastAsia"/>
-          <w:sz w:val="24"/>
-          <w:szCs w:val="24"/>
-        </w:rPr>
-      </w:pPr>
+        <w:rPr>
+          <w:rFonts w:asciiTheme="majorEastAsia" w:eastAsiaTheme="majorEastAsia" w:hAnsiTheme="majorEastAsia"/>
+          <w:sz w:val="24"/>
+          <w:szCs w:val="24"/>
+        </w:rPr>
+      </w:pPr>
+      <w:r>
+        <w:rPr>
+          <w:rFonts w:asciiTheme="majorEastAsia" w:eastAsiaTheme="majorEastAsia" w:hAnsiTheme="majorEastAsia"/>
+          <w:sz w:val="24"/>
+          <w:szCs w:val="24"/>
+        </w:rPr>
+        <w:tab/>
+      </w:r>
       <w:r>
         <w:rPr>
           <w:rFonts w:asciiTheme="majorEastAsia" w:eastAsiaTheme="majorEastAsia" w:hAnsiTheme="majorEastAsia" w:hint="eastAsia"/>
@@ -517,19 +586,259 @@
       </w:r>
       <w:r>
         <w:rPr>
-          <w:rFonts w:asciiTheme="majorEastAsia" w:eastAsiaTheme="majorEastAsia" w:hAnsiTheme="majorEastAsia"/>
-          <w:sz w:val="24"/>
-          <w:szCs w:val="24"/>
-        </w:rPr>
-        <w:t>具体体现在</w:t>
-      </w:r>
-      <w:r>
-        <w:rPr>
-          <w:rFonts w:asciiTheme="majorEastAsia" w:eastAsiaTheme="majorEastAsia" w:hAnsiTheme="majorEastAsia" w:hint="eastAsia"/>
-          <w:sz w:val="24"/>
-          <w:szCs w:val="24"/>
-        </w:rPr>
-        <w:t>如下方面：</w:t>
+          <w:rFonts w:asciiTheme="majorEastAsia" w:eastAsiaTheme="majorEastAsia" w:hAnsiTheme="majorEastAsia" w:hint="eastAsia"/>
+          <w:sz w:val="24"/>
+          <w:szCs w:val="24"/>
+        </w:rPr>
+        <w:t>首先针对</w:t>
+      </w:r>
+      <w:r>
+        <w:rPr>
+          <w:rFonts w:asciiTheme="majorEastAsia" w:eastAsiaTheme="majorEastAsia" w:hAnsiTheme="majorEastAsia"/>
+          <w:sz w:val="24"/>
+          <w:szCs w:val="24"/>
+        </w:rPr>
+        <w:t xml:space="preserve">YOLO 的不足（INTRO 中明确归纳为四点）： 小目标召回率在模糊/低对比度/遮挡场景下急剧下降：高频细节在深层特征中丢失导致 </w:t>
+      </w:r>
+      <w:proofErr w:type="spellStart"/>
+      <w:r>
+        <w:rPr>
+          <w:rFonts w:asciiTheme="majorEastAsia" w:eastAsiaTheme="majorEastAsia" w:hAnsiTheme="majorEastAsia"/>
+          <w:sz w:val="24"/>
+          <w:szCs w:val="24"/>
+        </w:rPr>
+        <w:t>mAP</w:t>
+      </w:r>
+      <w:proofErr w:type="spellEnd"/>
+      <w:r>
+        <w:rPr>
+          <w:rFonts w:asciiTheme="majorEastAsia" w:eastAsiaTheme="majorEastAsia" w:hAnsiTheme="majorEastAsia"/>
+          <w:sz w:val="24"/>
+          <w:szCs w:val="24"/>
+        </w:rPr>
+        <w:t xml:space="preserve"> 降低；多尺度融合网络（FPN、PANet、</w:t>
+      </w:r>
+      <w:proofErr w:type="spellStart"/>
+      <w:r>
+        <w:rPr>
+          <w:rFonts w:asciiTheme="majorEastAsia" w:eastAsiaTheme="majorEastAsia" w:hAnsiTheme="majorEastAsia"/>
+          <w:sz w:val="24"/>
+          <w:szCs w:val="24"/>
+        </w:rPr>
+        <w:t>BiFPN</w:t>
+      </w:r>
+      <w:proofErr w:type="spellEnd"/>
+      <w:r>
+        <w:rPr>
+          <w:rFonts w:asciiTheme="majorEastAsia" w:eastAsiaTheme="majorEastAsia" w:hAnsiTheme="majorEastAsia"/>
+          <w:sz w:val="24"/>
+          <w:szCs w:val="24"/>
+        </w:rPr>
+        <w:t>）计算开销大（FLOPs 与参数量高），限制实时性与在嵌入式平台部署的可行性； 轻量化网络（</w:t>
+      </w:r>
+      <w:proofErr w:type="spellStart"/>
+      <w:r>
+        <w:rPr>
+          <w:rFonts w:asciiTheme="majorEastAsia" w:eastAsiaTheme="majorEastAsia" w:hAnsiTheme="majorEastAsia"/>
+          <w:sz w:val="24"/>
+          <w:szCs w:val="24"/>
+        </w:rPr>
+        <w:t>MobileNet</w:t>
+      </w:r>
+      <w:proofErr w:type="spellEnd"/>
+      <w:r>
+        <w:rPr>
+          <w:rFonts w:asciiTheme="majorEastAsia" w:eastAsiaTheme="majorEastAsia" w:hAnsiTheme="majorEastAsia"/>
+          <w:sz w:val="24"/>
+          <w:szCs w:val="24"/>
+        </w:rPr>
+        <w:t>、</w:t>
+      </w:r>
+      <w:proofErr w:type="spellStart"/>
+      <w:r>
+        <w:rPr>
+          <w:rFonts w:asciiTheme="majorEastAsia" w:eastAsiaTheme="majorEastAsia" w:hAnsiTheme="majorEastAsia"/>
+          <w:sz w:val="24"/>
+          <w:szCs w:val="24"/>
+        </w:rPr>
+        <w:t>ShuffleNet</w:t>
+      </w:r>
+      <w:proofErr w:type="spellEnd"/>
+      <w:r>
+        <w:rPr>
+          <w:rFonts w:asciiTheme="majorEastAsia" w:eastAsiaTheme="majorEastAsia" w:hAnsiTheme="majorEastAsia"/>
+          <w:sz w:val="24"/>
+          <w:szCs w:val="24"/>
+        </w:rPr>
+        <w:t>、</w:t>
+      </w:r>
+      <w:proofErr w:type="spellStart"/>
+      <w:r>
+        <w:rPr>
+          <w:rFonts w:asciiTheme="majorEastAsia" w:eastAsiaTheme="majorEastAsia" w:hAnsiTheme="majorEastAsia"/>
+          <w:sz w:val="24"/>
+          <w:szCs w:val="24"/>
+        </w:rPr>
+        <w:t>GhostNet</w:t>
+      </w:r>
+      <w:proofErr w:type="spellEnd"/>
+      <w:r>
+        <w:rPr>
+          <w:rFonts w:asciiTheme="majorEastAsia" w:eastAsiaTheme="majorEastAsia" w:hAnsiTheme="majorEastAsia"/>
+          <w:sz w:val="24"/>
+          <w:szCs w:val="24"/>
+        </w:rPr>
+        <w:t>、</w:t>
+      </w:r>
+      <w:proofErr w:type="spellStart"/>
+      <w:r>
+        <w:rPr>
+          <w:rFonts w:asciiTheme="majorEastAsia" w:eastAsiaTheme="majorEastAsia" w:hAnsiTheme="majorEastAsia"/>
+          <w:sz w:val="24"/>
+          <w:szCs w:val="24"/>
+        </w:rPr>
+        <w:t>EfficientDet</w:t>
+      </w:r>
+      <w:proofErr w:type="spellEnd"/>
+      <w:r>
+        <w:rPr>
+          <w:rFonts w:asciiTheme="majorEastAsia" w:eastAsiaTheme="majorEastAsia" w:hAnsiTheme="majorEastAsia"/>
+          <w:sz w:val="24"/>
+          <w:szCs w:val="24"/>
+        </w:rPr>
+        <w:t>）虽减小模型尺寸，但牺牲特征丰富性，导致细微目标漏检</w:t>
+      </w:r>
+      <w:r>
+        <w:rPr>
+          <w:rFonts w:asciiTheme="majorEastAsia" w:eastAsiaTheme="majorEastAsia" w:hAnsiTheme="majorEastAsia" w:hint="eastAsia"/>
+          <w:sz w:val="24"/>
+          <w:szCs w:val="24"/>
+        </w:rPr>
+        <w:t>；</w:t>
+      </w:r>
+      <w:r>
+        <w:rPr>
+          <w:rFonts w:asciiTheme="majorEastAsia" w:eastAsiaTheme="majorEastAsia" w:hAnsiTheme="majorEastAsia"/>
+          <w:sz w:val="24"/>
+          <w:szCs w:val="24"/>
+        </w:rPr>
+        <w:t xml:space="preserve">基于 </w:t>
+      </w:r>
+      <w:proofErr w:type="spellStart"/>
+      <w:r>
+        <w:rPr>
+          <w:rFonts w:asciiTheme="majorEastAsia" w:eastAsiaTheme="majorEastAsia" w:hAnsiTheme="majorEastAsia"/>
+          <w:sz w:val="24"/>
+          <w:szCs w:val="24"/>
+        </w:rPr>
+        <w:t>IoU</w:t>
+      </w:r>
+      <w:proofErr w:type="spellEnd"/>
+      <w:r>
+        <w:rPr>
+          <w:rFonts w:asciiTheme="majorEastAsia" w:eastAsiaTheme="majorEastAsia" w:hAnsiTheme="majorEastAsia"/>
+          <w:sz w:val="24"/>
+          <w:szCs w:val="24"/>
+        </w:rPr>
+        <w:t xml:space="preserve"> 的损失（</w:t>
+      </w:r>
+      <w:proofErr w:type="spellStart"/>
+      <w:r>
+        <w:rPr>
+          <w:rFonts w:asciiTheme="majorEastAsia" w:eastAsiaTheme="majorEastAsia" w:hAnsiTheme="majorEastAsia"/>
+          <w:sz w:val="24"/>
+          <w:szCs w:val="24"/>
+        </w:rPr>
+        <w:t>GIoU</w:t>
+      </w:r>
+      <w:proofErr w:type="spellEnd"/>
+      <w:r>
+        <w:rPr>
+          <w:rFonts w:asciiTheme="majorEastAsia" w:eastAsiaTheme="majorEastAsia" w:hAnsiTheme="majorEastAsia"/>
+          <w:sz w:val="24"/>
+          <w:szCs w:val="24"/>
+        </w:rPr>
+        <w:t>、</w:t>
+      </w:r>
+      <w:proofErr w:type="spellStart"/>
+      <w:r>
+        <w:rPr>
+          <w:rFonts w:asciiTheme="majorEastAsia" w:eastAsiaTheme="majorEastAsia" w:hAnsiTheme="majorEastAsia"/>
+          <w:sz w:val="24"/>
+          <w:szCs w:val="24"/>
+        </w:rPr>
+        <w:t>DIoU</w:t>
+      </w:r>
+      <w:proofErr w:type="spellEnd"/>
+      <w:r>
+        <w:rPr>
+          <w:rFonts w:asciiTheme="majorEastAsia" w:eastAsiaTheme="majorEastAsia" w:hAnsiTheme="majorEastAsia"/>
+          <w:sz w:val="24"/>
+          <w:szCs w:val="24"/>
+        </w:rPr>
+        <w:t>、</w:t>
+      </w:r>
+      <w:proofErr w:type="spellStart"/>
+      <w:r>
+        <w:rPr>
+          <w:rFonts w:asciiTheme="majorEastAsia" w:eastAsiaTheme="majorEastAsia" w:hAnsiTheme="majorEastAsia"/>
+          <w:sz w:val="24"/>
+          <w:szCs w:val="24"/>
+        </w:rPr>
+        <w:t>CIoU</w:t>
+      </w:r>
+      <w:proofErr w:type="spellEnd"/>
+      <w:r>
+        <w:rPr>
+          <w:rFonts w:asciiTheme="majorEastAsia" w:eastAsiaTheme="majorEastAsia" w:hAnsiTheme="majorEastAsia"/>
+          <w:sz w:val="24"/>
+          <w:szCs w:val="24"/>
+        </w:rPr>
+        <w:t>、</w:t>
+      </w:r>
+      <w:proofErr w:type="spellStart"/>
+      <w:r>
+        <w:rPr>
+          <w:rFonts w:asciiTheme="majorEastAsia" w:eastAsiaTheme="majorEastAsia" w:hAnsiTheme="majorEastAsia"/>
+          <w:sz w:val="24"/>
+          <w:szCs w:val="24"/>
+        </w:rPr>
+        <w:t>SIoU</w:t>
+      </w:r>
+      <w:proofErr w:type="spellEnd"/>
+      <w:r>
+        <w:rPr>
+          <w:rFonts w:asciiTheme="majorEastAsia" w:eastAsiaTheme="majorEastAsia" w:hAnsiTheme="majorEastAsia"/>
+          <w:sz w:val="24"/>
+          <w:szCs w:val="24"/>
+        </w:rPr>
+        <w:t>）在小目标边界</w:t>
+      </w:r>
+      <w:proofErr w:type="gramStart"/>
+      <w:r>
+        <w:rPr>
+          <w:rFonts w:asciiTheme="majorEastAsia" w:eastAsiaTheme="majorEastAsia" w:hAnsiTheme="majorEastAsia"/>
+          <w:sz w:val="24"/>
+          <w:szCs w:val="24"/>
+        </w:rPr>
+        <w:t>框回归</w:t>
+      </w:r>
+      <w:proofErr w:type="gramEnd"/>
+      <w:r>
+        <w:rPr>
+          <w:rFonts w:asciiTheme="majorEastAsia" w:eastAsiaTheme="majorEastAsia" w:hAnsiTheme="majorEastAsia"/>
+          <w:sz w:val="24"/>
+          <w:szCs w:val="24"/>
+        </w:rPr>
+        <w:t>中对角点偏移不敏感，导致定位不准与假阳性率高。</w:t>
+      </w:r>
+      <w:r>
+        <w:rPr>
+          <w:rFonts w:asciiTheme="majorEastAsia" w:eastAsiaTheme="majorEastAsia" w:hAnsiTheme="majorEastAsia" w:hint="eastAsia"/>
+          <w:sz w:val="24"/>
+          <w:szCs w:val="24"/>
+        </w:rPr>
+        <w:t xml:space="preserve"> </w:t>
       </w:r>
     </w:p>
     <w:p>
@@ -550,196 +859,157 @@
           <w:sz w:val="24"/>
           <w:szCs w:val="24"/>
         </w:rPr>
-        <w:t>YOLO 的不足：</w:t>
-      </w:r>
-    </w:p>
-    <w:p>
-      <w:pPr>
-        <w:numPr>
-          <w:ilvl w:val="0"/>
-          <w:numId w:val="7"/>
-        </w:numPr>
-        <w:tabs>
-          <w:tab w:val="left" w:pos="840"/>
-        </w:tabs>
-        <w:spacing w:line="360" w:lineRule="auto"/>
-        <w:rPr>
-          <w:rFonts w:asciiTheme="majorEastAsia" w:eastAsiaTheme="majorEastAsia" w:hAnsiTheme="majorEastAsia" w:hint="eastAsia"/>
-          <w:sz w:val="24"/>
-          <w:szCs w:val="24"/>
-        </w:rPr>
-      </w:pPr>
-      <w:r>
-        <w:rPr>
-          <w:rFonts w:asciiTheme="majorEastAsia" w:eastAsiaTheme="majorEastAsia" w:hAnsiTheme="majorEastAsia"/>
-          <w:sz w:val="24"/>
-          <w:szCs w:val="24"/>
-        </w:rPr>
-        <w:t>YOLOv5 原始网络在 MMW 图像中缺乏全局上下文建模能力，对复杂隐蔽目标特征检测性能不足；</w:t>
-      </w:r>
-    </w:p>
-    <w:p>
-      <w:pPr>
-        <w:numPr>
-          <w:ilvl w:val="0"/>
-          <w:numId w:val="7"/>
-        </w:numPr>
-        <w:tabs>
-          <w:tab w:val="left" w:pos="840"/>
-        </w:tabs>
-        <w:spacing w:line="360" w:lineRule="auto"/>
-        <w:rPr>
-          <w:rFonts w:asciiTheme="majorEastAsia" w:eastAsiaTheme="majorEastAsia" w:hAnsiTheme="majorEastAsia" w:hint="eastAsia"/>
-          <w:sz w:val="24"/>
-          <w:szCs w:val="24"/>
-        </w:rPr>
-      </w:pPr>
-      <w:r>
-        <w:rPr>
-          <w:rFonts w:asciiTheme="majorEastAsia" w:eastAsiaTheme="majorEastAsia" w:hAnsiTheme="majorEastAsia"/>
-          <w:sz w:val="24"/>
-          <w:szCs w:val="24"/>
-        </w:rPr>
-        <w:t>神经网络下采样过程中小目标特征信息逐渐丢失（feature information loss caused by down-sampling），导致小目标检测困难；</w:t>
-      </w:r>
-    </w:p>
-    <w:p>
-      <w:pPr>
-        <w:numPr>
-          <w:ilvl w:val="0"/>
-          <w:numId w:val="7"/>
-        </w:numPr>
-        <w:tabs>
-          <w:tab w:val="left" w:pos="840"/>
-        </w:tabs>
-        <w:spacing w:line="360" w:lineRule="auto"/>
-        <w:rPr>
-          <w:rFonts w:asciiTheme="majorEastAsia" w:eastAsiaTheme="majorEastAsia" w:hAnsiTheme="majorEastAsia" w:hint="eastAsia"/>
-          <w:sz w:val="24"/>
-          <w:szCs w:val="24"/>
-        </w:rPr>
-      </w:pPr>
-      <w:r>
-        <w:rPr>
-          <w:rFonts w:asciiTheme="majorEastAsia" w:eastAsiaTheme="majorEastAsia" w:hAnsiTheme="majorEastAsia"/>
-          <w:sz w:val="24"/>
-          <w:szCs w:val="24"/>
-        </w:rPr>
-        <w:t>网络对目标位置信息与关键图像区域的敏感性不足。</w:t>
-      </w:r>
-    </w:p>
-    <w:p>
-      <w:pPr>
-        <w:tabs>
-          <w:tab w:val="left" w:pos="840"/>
-        </w:tabs>
-        <w:spacing w:line="360" w:lineRule="auto"/>
-        <w:rPr>
-          <w:rFonts w:asciiTheme="majorEastAsia" w:eastAsiaTheme="majorEastAsia" w:hAnsiTheme="majorEastAsia" w:hint="eastAsia"/>
-          <w:sz w:val="24"/>
-          <w:szCs w:val="24"/>
-        </w:rPr>
-      </w:pPr>
-      <w:r>
-        <w:rPr>
-          <w:rFonts w:asciiTheme="majorEastAsia" w:eastAsiaTheme="majorEastAsia" w:hAnsiTheme="majorEastAsia"/>
-          <w:sz w:val="24"/>
-          <w:szCs w:val="24"/>
-        </w:rPr>
-        <w:t>YOLO 的改进创新点：</w:t>
-      </w:r>
-    </w:p>
-    <w:p>
-      <w:pPr>
-        <w:numPr>
-          <w:ilvl w:val="0"/>
-          <w:numId w:val="8"/>
-        </w:numPr>
-        <w:tabs>
-          <w:tab w:val="left" w:pos="840"/>
-        </w:tabs>
-        <w:spacing w:line="360" w:lineRule="auto"/>
-        <w:rPr>
-          <w:rFonts w:asciiTheme="majorEastAsia" w:eastAsiaTheme="majorEastAsia" w:hAnsiTheme="majorEastAsia" w:hint="eastAsia"/>
-          <w:sz w:val="24"/>
-          <w:szCs w:val="24"/>
-        </w:rPr>
-      </w:pPr>
-      <w:r>
-        <w:rPr>
-          <w:rFonts w:asciiTheme="majorEastAsia" w:eastAsiaTheme="majorEastAsia" w:hAnsiTheme="majorEastAsia"/>
-          <w:sz w:val="24"/>
-          <w:szCs w:val="24"/>
-        </w:rPr>
-        <w:t>在 neck 网络中加入 Local Perception Swin Transformer Layers（LPST Layers）：通过窗口自注意力机制与局部感知模块增强特征上下文建模；</w:t>
-      </w:r>
-    </w:p>
-    <w:p>
-      <w:pPr>
-        <w:numPr>
-          <w:ilvl w:val="0"/>
-          <w:numId w:val="8"/>
-        </w:numPr>
-        <w:tabs>
-          <w:tab w:val="left" w:pos="840"/>
-        </w:tabs>
-        <w:spacing w:line="360" w:lineRule="auto"/>
-        <w:rPr>
-          <w:rFonts w:asciiTheme="majorEastAsia" w:eastAsiaTheme="majorEastAsia" w:hAnsiTheme="majorEastAsia" w:hint="eastAsia"/>
-          <w:sz w:val="24"/>
-          <w:szCs w:val="24"/>
-        </w:rPr>
-      </w:pPr>
-      <w:r>
-        <w:rPr>
-          <w:rFonts w:asciiTheme="majorEastAsia" w:eastAsiaTheme="majorEastAsia" w:hAnsiTheme="majorEastAsia"/>
-          <w:sz w:val="24"/>
-          <w:szCs w:val="24"/>
-        </w:rPr>
-        <w:t xml:space="preserve">增加小目标检测分支（在网络浅层）+ </w:t>
-      </w:r>
-      <w:proofErr w:type="spellStart"/>
-      <w:r>
-        <w:rPr>
-          <w:rFonts w:asciiTheme="majorEastAsia" w:eastAsiaTheme="majorEastAsia" w:hAnsiTheme="majorEastAsia"/>
-          <w:sz w:val="24"/>
-          <w:szCs w:val="24"/>
-        </w:rPr>
-        <w:t>BiFPN</w:t>
-      </w:r>
-      <w:proofErr w:type="spellEnd"/>
-      <w:r>
-        <w:rPr>
-          <w:rFonts w:asciiTheme="majorEastAsia" w:eastAsiaTheme="majorEastAsia" w:hAnsiTheme="majorEastAsia"/>
-          <w:sz w:val="24"/>
-          <w:szCs w:val="24"/>
-        </w:rPr>
-        <w:t>（双向特征金字塔网络）：最大限度保留小目标特征信息，增强多尺度特征融合；</w:t>
-      </w:r>
-    </w:p>
-    <w:p>
-      <w:pPr>
-        <w:numPr>
-          <w:ilvl w:val="0"/>
-          <w:numId w:val="8"/>
-        </w:numPr>
-        <w:tabs>
-          <w:tab w:val="left" w:pos="840"/>
-        </w:tabs>
-        <w:spacing w:line="360" w:lineRule="auto"/>
-        <w:rPr>
-          <w:rFonts w:asciiTheme="majorEastAsia" w:eastAsiaTheme="majorEastAsia" w:hAnsiTheme="majorEastAsia" w:hint="eastAsia"/>
-          <w:sz w:val="24"/>
-          <w:szCs w:val="24"/>
-        </w:rPr>
-      </w:pPr>
-      <w:r>
-        <w:rPr>
-          <w:rFonts w:asciiTheme="majorEastAsia" w:eastAsiaTheme="majorEastAsia" w:hAnsiTheme="majorEastAsia"/>
-          <w:sz w:val="24"/>
-          <w:szCs w:val="24"/>
-        </w:rPr>
-        <w:t>在 neck 与检测头之间加入轻量级 Coordinate Attention（CA）模块：提升网络对位置信息与关键图像区域的利用能力。</w:t>
+        <w:tab/>
+      </w:r>
+      <w:r>
+        <w:rPr>
+          <w:rFonts w:asciiTheme="majorEastAsia" w:eastAsiaTheme="majorEastAsia" w:hAnsiTheme="majorEastAsia" w:hint="eastAsia"/>
+          <w:sz w:val="24"/>
+          <w:szCs w:val="24"/>
+        </w:rPr>
+        <w:t>作者为解决上述缺陷创新性提出了</w:t>
+      </w:r>
+      <w:proofErr w:type="spellStart"/>
+      <w:r>
+        <w:rPr>
+          <w:rFonts w:asciiTheme="majorEastAsia" w:eastAsiaTheme="majorEastAsia" w:hAnsiTheme="majorEastAsia"/>
+          <w:sz w:val="24"/>
+          <w:szCs w:val="24"/>
+        </w:rPr>
+        <w:t>SlimNeck</w:t>
+      </w:r>
+      <w:proofErr w:type="spellEnd"/>
+      <w:r>
+        <w:rPr>
+          <w:rFonts w:asciiTheme="majorEastAsia" w:eastAsiaTheme="majorEastAsia" w:hAnsiTheme="majorEastAsia"/>
+          <w:sz w:val="24"/>
+          <w:szCs w:val="24"/>
+        </w:rPr>
+        <w:t xml:space="preserve">：基于 CSP·OSA 与 </w:t>
+      </w:r>
+      <w:proofErr w:type="spellStart"/>
+      <w:r>
+        <w:rPr>
+          <w:rFonts w:asciiTheme="majorEastAsia" w:eastAsiaTheme="majorEastAsia" w:hAnsiTheme="majorEastAsia"/>
+          <w:sz w:val="24"/>
+          <w:szCs w:val="24"/>
+        </w:rPr>
+        <w:t>GSConv</w:t>
+      </w:r>
+      <w:proofErr w:type="spellEnd"/>
+      <w:r>
+        <w:rPr>
+          <w:rFonts w:asciiTheme="majorEastAsia" w:eastAsiaTheme="majorEastAsia" w:hAnsiTheme="majorEastAsia"/>
+          <w:sz w:val="24"/>
+          <w:szCs w:val="24"/>
+        </w:rPr>
+        <w:t xml:space="preserve"> 的轻量化 neck 设计，一次性聚合多尺度特征，保留小目标细粒度细节同时大幅降低 neck 计算量；Modified Coordinate Attention（MCA）：位置感知注意力模块，将通道权重分解为水平与垂直上下文，在不丢失空间线索的前提下聚焦小目标区域</w:t>
+      </w:r>
+      <w:r>
+        <w:rPr>
+          <w:rFonts w:asciiTheme="majorEastAsia" w:eastAsiaTheme="majorEastAsia" w:hAnsiTheme="majorEastAsia" w:hint="eastAsia"/>
+          <w:sz w:val="24"/>
+          <w:szCs w:val="24"/>
+        </w:rPr>
+        <w:t>；</w:t>
+      </w:r>
+      <w:r>
+        <w:rPr>
+          <w:rFonts w:asciiTheme="majorEastAsia" w:eastAsiaTheme="majorEastAsia" w:hAnsiTheme="majorEastAsia"/>
+          <w:sz w:val="24"/>
+          <w:szCs w:val="24"/>
+        </w:rPr>
+        <w:t xml:space="preserve"> </w:t>
+      </w:r>
+      <w:proofErr w:type="spellStart"/>
+      <w:r>
+        <w:rPr>
+          <w:rFonts w:asciiTheme="majorEastAsia" w:eastAsiaTheme="majorEastAsia" w:hAnsiTheme="majorEastAsia"/>
+          <w:sz w:val="24"/>
+          <w:szCs w:val="24"/>
+        </w:rPr>
+        <w:t>MPDIoU</w:t>
+      </w:r>
+      <w:proofErr w:type="spellEnd"/>
+      <w:r>
+        <w:rPr>
+          <w:rFonts w:asciiTheme="majorEastAsia" w:eastAsiaTheme="majorEastAsia" w:hAnsiTheme="majorEastAsia"/>
+          <w:sz w:val="24"/>
+          <w:szCs w:val="24"/>
+        </w:rPr>
+        <w:t xml:space="preserve"> Loss：新的 </w:t>
+      </w:r>
+      <w:proofErr w:type="spellStart"/>
+      <w:r>
+        <w:rPr>
+          <w:rFonts w:asciiTheme="majorEastAsia" w:eastAsiaTheme="majorEastAsia" w:hAnsiTheme="majorEastAsia"/>
+          <w:sz w:val="24"/>
+          <w:szCs w:val="24"/>
+        </w:rPr>
+        <w:t>IoU</w:t>
+      </w:r>
+      <w:proofErr w:type="spellEnd"/>
+      <w:r>
+        <w:rPr>
+          <w:rFonts w:asciiTheme="majorEastAsia" w:eastAsiaTheme="majorEastAsia" w:hAnsiTheme="majorEastAsia"/>
+          <w:sz w:val="24"/>
+          <w:szCs w:val="24"/>
+        </w:rPr>
+        <w:t xml:space="preserve"> 回归损失，在 </w:t>
+      </w:r>
+      <w:proofErr w:type="spellStart"/>
+      <w:r>
+        <w:rPr>
+          <w:rFonts w:asciiTheme="majorEastAsia" w:eastAsiaTheme="majorEastAsia" w:hAnsiTheme="majorEastAsia"/>
+          <w:sz w:val="24"/>
+          <w:szCs w:val="24"/>
+        </w:rPr>
+        <w:t>CIoU</w:t>
+      </w:r>
+      <w:proofErr w:type="spellEnd"/>
+      <w:r>
+        <w:rPr>
+          <w:rFonts w:asciiTheme="majorEastAsia" w:eastAsiaTheme="majorEastAsia" w:hAnsiTheme="majorEastAsia"/>
+          <w:sz w:val="24"/>
+          <w:szCs w:val="24"/>
+        </w:rPr>
+        <w:t xml:space="preserve"> 基础上引入</w:t>
+      </w:r>
+      <w:proofErr w:type="gramStart"/>
+      <w:r>
+        <w:rPr>
+          <w:rFonts w:asciiTheme="majorEastAsia" w:eastAsiaTheme="majorEastAsia" w:hAnsiTheme="majorEastAsia"/>
+          <w:sz w:val="24"/>
+          <w:szCs w:val="24"/>
+        </w:rPr>
+        <w:t>归一化角点距离</w:t>
+      </w:r>
+      <w:proofErr w:type="gramEnd"/>
+      <w:r>
+        <w:rPr>
+          <w:rFonts w:asciiTheme="majorEastAsia" w:eastAsiaTheme="majorEastAsia" w:hAnsiTheme="majorEastAsia"/>
+          <w:sz w:val="24"/>
+          <w:szCs w:val="24"/>
+        </w:rPr>
+        <w:t xml:space="preserve">惩罚项，提供稳定、细粒度的梯度以精准对齐小目标预测框（sub-20 </w:t>
+      </w:r>
+      <w:proofErr w:type="spellStart"/>
+      <w:r>
+        <w:rPr>
+          <w:rFonts w:asciiTheme="majorEastAsia" w:eastAsiaTheme="majorEastAsia" w:hAnsiTheme="majorEastAsia"/>
+          <w:sz w:val="24"/>
+          <w:szCs w:val="24"/>
+        </w:rPr>
+        <w:t>px</w:t>
+      </w:r>
+      <w:proofErr w:type="spellEnd"/>
+      <w:r>
+        <w:rPr>
+          <w:rFonts w:asciiTheme="majorEastAsia" w:eastAsiaTheme="majorEastAsia" w:hAnsiTheme="majorEastAsia"/>
+          <w:sz w:val="24"/>
+          <w:szCs w:val="24"/>
+        </w:rPr>
+        <w:t xml:space="preserve"> 目标）。</w:t>
       </w:r>
     </w:p>
     <w:p>
@@ -770,7 +1040,7 @@
     <w:p>
       <w:pPr>
         <w:spacing w:line="360" w:lineRule="auto"/>
-        <w:ind w:firstLine="420"/>
+        <w:ind w:firstLine="360"/>
         <w:rPr>
           <w:rFonts w:asciiTheme="majorEastAsia" w:eastAsiaTheme="majorEastAsia" w:hAnsiTheme="majorEastAsia" w:hint="eastAsia"/>
           <w:sz w:val="24"/>
@@ -855,23 +1125,7 @@
           <w:sz w:val="24"/>
           <w:szCs w:val="24"/>
         </w:rPr>
-        <w:t>传统安检方法存在明显局限（光学无法穿透、金属探测只识别金属、X 射线有辐射），MMW 成像无辐射且能穿透衣物，天然适合安检；</w:t>
-      </w:r>
-      <w:r>
-        <w:rPr>
-          <w:rFonts w:asciiTheme="majorEastAsia" w:eastAsiaTheme="majorEastAsia" w:hAnsiTheme="majorEastAsia" w:hint="eastAsia"/>
-          <w:sz w:val="24"/>
-          <w:szCs w:val="24"/>
-        </w:rPr>
-        <w:t>其次提出了具体的问题</w:t>
-      </w:r>
-      <w:r>
-        <w:rPr>
-          <w:rFonts w:asciiTheme="majorEastAsia" w:eastAsiaTheme="majorEastAsia" w:hAnsiTheme="majorEastAsia"/>
-          <w:sz w:val="24"/>
-          <w:szCs w:val="24"/>
-        </w:rPr>
-        <w:t xml:space="preserve">MMW </w:t>
+        <w:t>背景充分：交通标志检测对自动驾驶与 ADAS 重要，小目标在模糊/遮挡/复杂环境下检测难度大；演进脉络清晰：从两阶段检测器（Faster R-CNN）到单阶段（SSD/YOLO），</w:t>
       </w:r>
       <w:r>
         <w:rPr>
@@ -880,7 +1134,43 @@
           <w:szCs w:val="24"/>
         </w:rPr>
         <w:lastRenderedPageBreak/>
-        <w:t>图像低对比度/低信噪比导致目标与背景难区分；小目标在深层网络</w:t>
+        <w:t>再到 YOLOv5/v7/v8 的改进；问题归纳系统且具体：四点局限逐一对应小目标检测的关键难点（特征、计算、轻量化、损失函数），并给出具体影响；解决方案与问题一一对应：</w:t>
+      </w:r>
+      <w:proofErr w:type="spellStart"/>
+      <w:r>
+        <w:rPr>
+          <w:rFonts w:asciiTheme="majorEastAsia" w:eastAsiaTheme="majorEastAsia" w:hAnsiTheme="majorEastAsia"/>
+          <w:sz w:val="24"/>
+          <w:szCs w:val="24"/>
+        </w:rPr>
+        <w:t>SlimNeck</w:t>
+      </w:r>
+      <w:proofErr w:type="spellEnd"/>
+      <w:r>
+        <w:rPr>
+          <w:rFonts w:asciiTheme="majorEastAsia" w:eastAsiaTheme="majorEastAsia" w:hAnsiTheme="majorEastAsia"/>
+          <w:sz w:val="24"/>
+          <w:szCs w:val="24"/>
+        </w:rPr>
+        <w:t xml:space="preserve"> 对应计算与特征保留、MCA 对应空间感知、</w:t>
+      </w:r>
+      <w:proofErr w:type="spellStart"/>
+      <w:r>
+        <w:rPr>
+          <w:rFonts w:asciiTheme="majorEastAsia" w:eastAsiaTheme="majorEastAsia" w:hAnsiTheme="majorEastAsia"/>
+          <w:sz w:val="24"/>
+          <w:szCs w:val="24"/>
+        </w:rPr>
+        <w:t>MPDIoU</w:t>
+      </w:r>
+      <w:proofErr w:type="spellEnd"/>
+      <w:r>
+        <w:rPr>
+          <w:rFonts w:asciiTheme="majorEastAsia" w:eastAsiaTheme="majorEastAsia" w:hAnsiTheme="majorEastAsia"/>
+          <w:sz w:val="24"/>
+          <w:szCs w:val="24"/>
+        </w:rPr>
+        <w:t xml:space="preserve"> 对应小目标回归精度；实验验证预告：在德国交通标志数据集（GTSRB）与 mAP@64 上取得显著提升，FPS 与参数量也有改善。 整体 INTRO 论证逻辑严密，问题</w:t>
       </w:r>
       <w:proofErr w:type="gramStart"/>
       <w:r>
@@ -889,7 +1179,7 @@
           <w:sz w:val="24"/>
           <w:szCs w:val="24"/>
         </w:rPr>
-        <w:t>中特征</w:t>
+        <w:t>—方法</w:t>
       </w:r>
       <w:proofErr w:type="gramEnd"/>
       <w:r>
@@ -898,79 +1188,7 @@
           <w:sz w:val="24"/>
           <w:szCs w:val="24"/>
         </w:rPr>
-        <w:t>逐渐消失；</w:t>
-      </w:r>
-      <w:r>
-        <w:rPr>
-          <w:rFonts w:asciiTheme="majorEastAsia" w:eastAsiaTheme="majorEastAsia" w:hAnsiTheme="majorEastAsia" w:hint="eastAsia"/>
-          <w:sz w:val="24"/>
-          <w:szCs w:val="24"/>
-        </w:rPr>
-        <w:t>并且指出</w:t>
-      </w:r>
-      <w:r>
-        <w:rPr>
-          <w:rFonts w:asciiTheme="majorEastAsia" w:eastAsiaTheme="majorEastAsia" w:hAnsiTheme="majorEastAsia"/>
-          <w:sz w:val="24"/>
-          <w:szCs w:val="24"/>
-        </w:rPr>
-        <w:t>现有深度学习方案仍有不足：现有方法仍面临图像质量与小目标特征丢失两大问题；</w:t>
-      </w:r>
-      <w:r>
-        <w:rPr>
-          <w:rFonts w:asciiTheme="majorEastAsia" w:eastAsiaTheme="majorEastAsia" w:hAnsiTheme="majorEastAsia" w:hint="eastAsia"/>
-          <w:sz w:val="24"/>
-          <w:szCs w:val="24"/>
-        </w:rPr>
-        <w:t>最后作者给出的</w:t>
-      </w:r>
-      <w:r>
-        <w:rPr>
-          <w:rFonts w:asciiTheme="majorEastAsia" w:eastAsiaTheme="majorEastAsia" w:hAnsiTheme="majorEastAsia"/>
-          <w:sz w:val="24"/>
-          <w:szCs w:val="24"/>
-        </w:rPr>
-        <w:t>改进方案与问题对应清晰：三个改进点分别对应全局建模、小目标特征保留、关键区域感知三个具体不足；</w:t>
-      </w:r>
-      <w:r>
-        <w:rPr>
-          <w:rFonts w:asciiTheme="majorEastAsia" w:eastAsiaTheme="majorEastAsia" w:hAnsiTheme="majorEastAsia" w:hint="eastAsia"/>
-          <w:sz w:val="24"/>
-          <w:szCs w:val="24"/>
-        </w:rPr>
-        <w:t>论文的数据集</w:t>
-      </w:r>
-      <w:r>
-        <w:rPr>
-          <w:rFonts w:asciiTheme="majorEastAsia" w:eastAsiaTheme="majorEastAsia" w:hAnsiTheme="majorEastAsia"/>
-          <w:sz w:val="24"/>
-          <w:szCs w:val="24"/>
-        </w:rPr>
-        <w:t>构建了 82,014 张包含五类可疑物品的 MMW 数据集，增强了实验可信度。 整体 INTRO 论证逻辑严密，问题</w:t>
-      </w:r>
-      <w:r>
-        <w:rPr>
-          <w:rFonts w:asciiTheme="majorEastAsia" w:eastAsiaTheme="majorEastAsia" w:hAnsiTheme="majorEastAsia" w:hint="eastAsia"/>
-          <w:sz w:val="24"/>
-          <w:szCs w:val="24"/>
-        </w:rPr>
-        <w:t>与</w:t>
-      </w:r>
-      <w:r>
-        <w:rPr>
-          <w:rFonts w:asciiTheme="majorEastAsia" w:eastAsiaTheme="majorEastAsia" w:hAnsiTheme="majorEastAsia"/>
-          <w:sz w:val="24"/>
-          <w:szCs w:val="24"/>
-        </w:rPr>
-        <w:t>方法对应关系明确，说服力较强；</w:t>
-      </w:r>
-      <w:r>
-        <w:rPr>
-          <w:rFonts w:asciiTheme="majorEastAsia" w:eastAsiaTheme="majorEastAsia" w:hAnsiTheme="majorEastAsia" w:hint="eastAsia"/>
-          <w:sz w:val="24"/>
-          <w:szCs w:val="24"/>
-        </w:rPr>
-        <w:t xml:space="preserve"> </w:t>
+        <w:t>对应清晰，说服力强；具体实验数值需全文核实。</w:t>
       </w:r>
     </w:p>
     <w:p>
@@ -1001,89 +1219,153 @@
     <w:p>
       <w:pPr>
         <w:spacing w:line="360" w:lineRule="auto"/>
-        <w:ind w:firstLine="360"/>
-        <w:rPr>
-          <w:rFonts w:asciiTheme="majorEastAsia" w:eastAsiaTheme="majorEastAsia" w:hAnsiTheme="majorEastAsia" w:hint="eastAsia"/>
-          <w:sz w:val="24"/>
-          <w:szCs w:val="24"/>
-        </w:rPr>
-      </w:pPr>
-      <w:r>
-        <w:rPr>
-          <w:rFonts w:asciiTheme="majorEastAsia" w:eastAsiaTheme="majorEastAsia" w:hAnsiTheme="majorEastAsia"/>
-          <w:sz w:val="24"/>
-          <w:szCs w:val="24"/>
-        </w:rPr>
-        <w:t>YOLO 不足梳理：直接提取YOLOv5</w:t>
-      </w:r>
-      <w:r>
-        <w:rPr>
-          <w:rFonts w:asciiTheme="majorEastAsia" w:eastAsiaTheme="majorEastAsia" w:hAnsiTheme="majorEastAsia" w:hint="eastAsia"/>
-          <w:sz w:val="24"/>
-          <w:szCs w:val="24"/>
-        </w:rPr>
-        <w:t>；</w:t>
-      </w:r>
-      <w:r>
-        <w:rPr>
-          <w:rFonts w:asciiTheme="majorEastAsia" w:eastAsiaTheme="majorEastAsia" w:hAnsiTheme="majorEastAsia"/>
-          <w:sz w:val="24"/>
-          <w:szCs w:val="24"/>
-        </w:rPr>
-        <w:t>缺乏全局上下文建模下采样导致小目标特征丢失</w:t>
-      </w:r>
-      <w:r>
-        <w:rPr>
-          <w:rFonts w:asciiTheme="majorEastAsia" w:eastAsiaTheme="majorEastAsia" w:hAnsiTheme="majorEastAsia" w:hint="eastAsia"/>
-          <w:sz w:val="24"/>
-          <w:szCs w:val="24"/>
-        </w:rPr>
-        <w:t>；</w:t>
-      </w:r>
-      <w:r>
-        <w:rPr>
-          <w:rFonts w:asciiTheme="majorEastAsia" w:eastAsiaTheme="majorEastAsia" w:hAnsiTheme="majorEastAsia"/>
-          <w:sz w:val="24"/>
-          <w:szCs w:val="24"/>
-        </w:rPr>
-        <w:t>对位置/关键区域敏感性不足</w:t>
+        <w:ind w:firstLine="420"/>
+        <w:rPr>
+          <w:rFonts w:asciiTheme="majorEastAsia" w:eastAsiaTheme="majorEastAsia" w:hAnsiTheme="majorEastAsia"/>
+          <w:sz w:val="24"/>
+          <w:szCs w:val="24"/>
+        </w:rPr>
+      </w:pPr>
+      <w:r>
+        <w:rPr>
+          <w:rFonts w:asciiTheme="majorEastAsia" w:eastAsiaTheme="majorEastAsia" w:hAnsiTheme="majorEastAsia"/>
+          <w:sz w:val="24"/>
+          <w:szCs w:val="24"/>
+        </w:rPr>
+        <w:t>INTRO 的四点局限总结（特征丢失、计算开销、轻量化牺牲、损失不敏感）可直接作为"YOLO 小目标检测不足"的框架</w:t>
+      </w:r>
+      <w:r>
+        <w:rPr>
+          <w:rFonts w:asciiTheme="majorEastAsia" w:eastAsiaTheme="majorEastAsia" w:hAnsiTheme="majorEastAsia"/>
+          <w:sz w:val="24"/>
+          <w:szCs w:val="24"/>
+        </w:rPr>
+        <w:t>改进路线参</w:t>
       </w:r>
     </w:p>
     <w:p>
       <w:pPr>
         <w:spacing w:line="360" w:lineRule="auto"/>
-        <w:ind w:firstLine="360"/>
-        <w:rPr>
-          <w:rFonts w:asciiTheme="majorEastAsia" w:eastAsiaTheme="majorEastAsia" w:hAnsiTheme="majorEastAsia" w:hint="eastAsia"/>
-          <w:sz w:val="24"/>
-          <w:szCs w:val="24"/>
-        </w:rPr>
-      </w:pPr>
-      <w:r>
-        <w:rPr>
-          <w:rFonts w:asciiTheme="majorEastAsia" w:eastAsiaTheme="majorEastAsia" w:hAnsiTheme="majorEastAsia"/>
-          <w:sz w:val="24"/>
-          <w:szCs w:val="24"/>
-        </w:rPr>
-        <w:t xml:space="preserve">改进路线参考：neck 引入 Transformer 增强全局感知 + 浅层添加小目标检测分支 + </w:t>
-      </w:r>
-      <w:proofErr w:type="spellStart"/>
-      <w:r>
-        <w:rPr>
-          <w:rFonts w:asciiTheme="majorEastAsia" w:eastAsiaTheme="majorEastAsia" w:hAnsiTheme="majorEastAsia"/>
-          <w:sz w:val="24"/>
-          <w:szCs w:val="24"/>
-        </w:rPr>
-        <w:t>BiFPN</w:t>
-      </w:r>
-      <w:proofErr w:type="spellEnd"/>
-      <w:r>
-        <w:rPr>
-          <w:rFonts w:asciiTheme="majorEastAsia" w:eastAsiaTheme="majorEastAsia" w:hAnsiTheme="majorEastAsia"/>
-          <w:sz w:val="24"/>
-          <w:szCs w:val="24"/>
-        </w:rPr>
-        <w:t xml:space="preserve"> 多尺度融合 + Coordinate Attention 关键区域聚焦，是一套完整的 YOLO 改进组合思路，可迁移至其他检测场景；</w:t>
+        <w:ind w:firstLine="420"/>
+        <w:rPr>
+          <w:rFonts w:asciiTheme="majorEastAsia" w:eastAsiaTheme="majorEastAsia" w:hAnsiTheme="majorEastAsia" w:hint="eastAsia"/>
+          <w:sz w:val="24"/>
+          <w:szCs w:val="24"/>
+        </w:rPr>
+      </w:pPr>
+      <w:r>
+        <w:rPr>
+          <w:rFonts w:asciiTheme="majorEastAsia" w:eastAsiaTheme="majorEastAsia" w:hAnsiTheme="majorEastAsia"/>
+          <w:sz w:val="24"/>
+          <w:szCs w:val="24"/>
+        </w:rPr>
+        <w:t xml:space="preserve">轻量化 neck（CSP·OSA + </w:t>
+      </w:r>
+      <w:proofErr w:type="spellStart"/>
+      <w:r>
+        <w:rPr>
+          <w:rFonts w:asciiTheme="majorEastAsia" w:eastAsiaTheme="majorEastAsia" w:hAnsiTheme="majorEastAsia"/>
+          <w:sz w:val="24"/>
+          <w:szCs w:val="24"/>
+        </w:rPr>
+        <w:t>GSConv</w:t>
+      </w:r>
+      <w:proofErr w:type="spellEnd"/>
+      <w:r>
+        <w:rPr>
+          <w:rFonts w:asciiTheme="majorEastAsia" w:eastAsiaTheme="majorEastAsia" w:hAnsiTheme="majorEastAsia"/>
+          <w:sz w:val="24"/>
+          <w:szCs w:val="24"/>
+        </w:rPr>
+        <w:t>）+ 位置感知注意力（MCA）+ 改进回归损失（</w:t>
+      </w:r>
+      <w:proofErr w:type="spellStart"/>
+      <w:r>
+        <w:rPr>
+          <w:rFonts w:asciiTheme="majorEastAsia" w:eastAsiaTheme="majorEastAsia" w:hAnsiTheme="majorEastAsia"/>
+          <w:sz w:val="24"/>
+          <w:szCs w:val="24"/>
+        </w:rPr>
+        <w:t>MPDIoU</w:t>
+      </w:r>
+      <w:proofErr w:type="spellEnd"/>
+      <w:r>
+        <w:rPr>
+          <w:rFonts w:asciiTheme="majorEastAsia" w:eastAsiaTheme="majorEastAsia" w:hAnsiTheme="majorEastAsia"/>
+          <w:sz w:val="24"/>
+          <w:szCs w:val="24"/>
+        </w:rPr>
+        <w:t>），是一套完整的 YOLO 小目标检测改进思路，可迁移至其他场景</w:t>
+      </w:r>
+      <w:r>
+        <w:rPr>
+          <w:rFonts w:asciiTheme="majorEastAsia" w:eastAsiaTheme="majorEastAsia" w:hAnsiTheme="majorEastAsia" w:hint="eastAsia"/>
+          <w:sz w:val="24"/>
+          <w:szCs w:val="24"/>
+        </w:rPr>
+        <w:t xml:space="preserve">。 </w:t>
+      </w:r>
+      <w:proofErr w:type="spellStart"/>
+      <w:r>
+        <w:rPr>
+          <w:rFonts w:asciiTheme="majorEastAsia" w:eastAsiaTheme="majorEastAsia" w:hAnsiTheme="majorEastAsia"/>
+          <w:sz w:val="24"/>
+          <w:szCs w:val="24"/>
+        </w:rPr>
+        <w:t>SlimNeck</w:t>
+      </w:r>
+      <w:proofErr w:type="spellEnd"/>
+      <w:r>
+        <w:rPr>
+          <w:rFonts w:asciiTheme="majorEastAsia" w:eastAsiaTheme="majorEastAsia" w:hAnsiTheme="majorEastAsia"/>
+          <w:sz w:val="24"/>
+          <w:szCs w:val="24"/>
+        </w:rPr>
+        <w:t xml:space="preserve"> 在减少计算的同时保留细粒度特征的设计理念，可为研究 YOLO neck 改进提供参考</w:t>
+      </w:r>
+      <w:r>
+        <w:rPr>
+          <w:rFonts w:asciiTheme="majorEastAsia" w:eastAsiaTheme="majorEastAsia" w:hAnsiTheme="majorEastAsia" w:hint="eastAsia"/>
+          <w:sz w:val="24"/>
+          <w:szCs w:val="24"/>
+        </w:rPr>
+        <w:t>。</w:t>
+      </w:r>
+      <w:proofErr w:type="spellStart"/>
+      <w:r>
+        <w:rPr>
+          <w:rFonts w:asciiTheme="majorEastAsia" w:eastAsiaTheme="majorEastAsia" w:hAnsiTheme="majorEastAsia"/>
+          <w:sz w:val="24"/>
+          <w:szCs w:val="24"/>
+        </w:rPr>
+        <w:t>MPDIoU</w:t>
+      </w:r>
+      <w:proofErr w:type="spellEnd"/>
+      <w:r>
+        <w:rPr>
+          <w:rFonts w:asciiTheme="majorEastAsia" w:eastAsiaTheme="majorEastAsia" w:hAnsiTheme="majorEastAsia"/>
+          <w:sz w:val="24"/>
+          <w:szCs w:val="24"/>
+        </w:rPr>
+        <w:t xml:space="preserve"> Loss 针对小目标边界</w:t>
+      </w:r>
+      <w:proofErr w:type="gramStart"/>
+      <w:r>
+        <w:rPr>
+          <w:rFonts w:asciiTheme="majorEastAsia" w:eastAsiaTheme="majorEastAsia" w:hAnsiTheme="majorEastAsia"/>
+          <w:sz w:val="24"/>
+          <w:szCs w:val="24"/>
+        </w:rPr>
+        <w:t>框回归引入角点</w:t>
+      </w:r>
+      <w:proofErr w:type="gramEnd"/>
+      <w:r>
+        <w:rPr>
+          <w:rFonts w:asciiTheme="majorEastAsia" w:eastAsiaTheme="majorEastAsia" w:hAnsiTheme="majorEastAsia"/>
+          <w:sz w:val="24"/>
+          <w:szCs w:val="24"/>
+        </w:rPr>
+        <w:t>距离惩罚的思路，可用于梳理"YOLO 损失函数改进"方向</w:t>
       </w:r>
     </w:p>
     <w:p>
@@ -1140,35 +1422,26 @@
     </w:p>
     <w:p>
       <w:pPr>
-        <w:tabs>
-          <w:tab w:val="left" w:pos="840"/>
-        </w:tabs>
         <w:spacing w:line="360" w:lineRule="auto"/>
         <w:rPr>
-          <w:rFonts w:asciiTheme="majorEastAsia" w:eastAsiaTheme="majorEastAsia" w:hAnsiTheme="majorEastAsia" w:hint="eastAsia"/>
-          <w:sz w:val="24"/>
-          <w:szCs w:val="24"/>
-        </w:rPr>
-      </w:pPr>
-    </w:p>
-    <w:p>
-      <w:pPr>
-        <w:tabs>
-          <w:tab w:val="left" w:pos="840"/>
-        </w:tabs>
+          <w:rFonts w:asciiTheme="majorEastAsia" w:eastAsiaTheme="majorEastAsia" w:hAnsiTheme="majorEastAsia"/>
+          <w:sz w:val="24"/>
+          <w:szCs w:val="24"/>
+        </w:rPr>
+      </w:pPr>
+    </w:p>
+    <w:p>
+      <w:pPr>
         <w:spacing w:line="360" w:lineRule="auto"/>
         <w:rPr>
-          <w:rFonts w:asciiTheme="majorEastAsia" w:eastAsiaTheme="majorEastAsia" w:hAnsiTheme="majorEastAsia" w:hint="eastAsia"/>
-          <w:sz w:val="24"/>
-          <w:szCs w:val="24"/>
-        </w:rPr>
-      </w:pPr>
-    </w:p>
-    <w:p>
-      <w:pPr>
-        <w:tabs>
-          <w:tab w:val="left" w:pos="840"/>
-        </w:tabs>
+          <w:rFonts w:asciiTheme="majorEastAsia" w:eastAsiaTheme="majorEastAsia" w:hAnsiTheme="majorEastAsia"/>
+          <w:sz w:val="24"/>
+          <w:szCs w:val="24"/>
+        </w:rPr>
+      </w:pPr>
+    </w:p>
+    <w:p>
+      <w:pPr>
         <w:spacing w:line="360" w:lineRule="auto"/>
         <w:rPr>
           <w:rFonts w:asciiTheme="majorEastAsia" w:eastAsiaTheme="majorEastAsia" w:hAnsiTheme="majorEastAsia" w:hint="eastAsia"/>
@@ -1176,12 +1449,17 @@
           <w:szCs w:val="24"/>
         </w:rPr>
       </w:pPr>
-    </w:p>
-    <w:p>
-      <w:pPr>
-        <w:tabs>
-          <w:tab w:val="left" w:pos="840"/>
-        </w:tabs>
+      <w:r>
+        <w:rPr>
+          <w:rFonts w:asciiTheme="majorEastAsia" w:eastAsiaTheme="majorEastAsia" w:hAnsiTheme="majorEastAsia" w:hint="eastAsia"/>
+          <w:sz w:val="24"/>
+          <w:szCs w:val="24"/>
+        </w:rPr>
+        <w:t>代码：2</w:t>
+      </w:r>
+    </w:p>
+    <w:p>
+      <w:pPr>
         <w:spacing w:line="360" w:lineRule="auto"/>
         <w:rPr>
           <w:rFonts w:asciiTheme="majorEastAsia" w:eastAsiaTheme="majorEastAsia" w:hAnsiTheme="majorEastAsia" w:hint="eastAsia"/>
@@ -1189,79 +1467,43 @@
           <w:szCs w:val="24"/>
         </w:rPr>
       </w:pPr>
-    </w:p>
-    <w:p>
-      <w:pPr>
-        <w:tabs>
-          <w:tab w:val="left" w:pos="840"/>
-        </w:tabs>
-        <w:spacing w:line="360" w:lineRule="auto"/>
-        <w:rPr>
-          <w:rFonts w:asciiTheme="majorEastAsia" w:eastAsiaTheme="majorEastAsia" w:hAnsiTheme="majorEastAsia" w:hint="eastAsia"/>
-          <w:sz w:val="24"/>
-          <w:szCs w:val="24"/>
-        </w:rPr>
-      </w:pPr>
-    </w:p>
-    <w:p>
-      <w:pPr>
-        <w:tabs>
-          <w:tab w:val="left" w:pos="840"/>
-        </w:tabs>
-        <w:spacing w:line="360" w:lineRule="auto"/>
-        <w:rPr>
-          <w:rFonts w:asciiTheme="majorEastAsia" w:eastAsiaTheme="majorEastAsia" w:hAnsiTheme="majorEastAsia" w:hint="eastAsia"/>
-          <w:sz w:val="24"/>
-          <w:szCs w:val="24"/>
-        </w:rPr>
-      </w:pPr>
-    </w:p>
-    <w:p>
-      <w:pPr>
-        <w:spacing w:line="360" w:lineRule="auto"/>
-        <w:rPr>
-          <w:rFonts w:asciiTheme="majorEastAsia" w:eastAsiaTheme="majorEastAsia" w:hAnsiTheme="majorEastAsia" w:hint="eastAsia"/>
-          <w:sz w:val="24"/>
-          <w:szCs w:val="24"/>
-        </w:rPr>
-      </w:pPr>
-      <w:r>
-        <w:rPr>
-          <w:rFonts w:asciiTheme="majorEastAsia" w:eastAsiaTheme="majorEastAsia" w:hAnsiTheme="majorEastAsia" w:hint="eastAsia"/>
+      <w:r>
+        <w:rPr>
+          <w:rFonts w:asciiTheme="majorEastAsia" w:eastAsiaTheme="majorEastAsia" w:hAnsiTheme="majorEastAsia" w:hint="eastAsia"/>
+          <w:sz w:val="24"/>
+          <w:szCs w:val="24"/>
+        </w:rPr>
+        <w:t>1=回到书中做详细分析；2=重要的概括性文章；3=不太重要；4=不相关。</w:t>
+      </w:r>
+    </w:p>
+    <w:p>
+      <w:pPr>
+        <w:rPr>
+          <w:rFonts w:asciiTheme="majorEastAsia" w:eastAsiaTheme="majorEastAsia" w:hAnsiTheme="majorEastAsia" w:hint="eastAsia"/>
+          <w:color w:val="EE0000"/>
+          <w:sz w:val="24"/>
+          <w:szCs w:val="24"/>
+        </w:rPr>
+      </w:pPr>
+      <w:r>
+        <w:rPr>
+          <w:rFonts w:asciiTheme="majorEastAsia" w:eastAsiaTheme="majorEastAsia" w:hAnsiTheme="majorEastAsia" w:hint="eastAsia"/>
+          <w:color w:val="EE0000"/>
           <w:sz w:val="24"/>
           <w:szCs w:val="24"/>
         </w:rPr>
         <w:lastRenderedPageBreak/>
-        <w:t>代码：2</w:t>
-      </w:r>
-    </w:p>
-    <w:p>
-      <w:pPr>
-        <w:spacing w:line="360" w:lineRule="auto"/>
-        <w:rPr>
-          <w:rFonts w:asciiTheme="majorEastAsia" w:eastAsiaTheme="majorEastAsia" w:hAnsiTheme="majorEastAsia" w:hint="eastAsia"/>
-          <w:sz w:val="24"/>
-          <w:szCs w:val="24"/>
-        </w:rPr>
-      </w:pPr>
-      <w:r>
-        <w:rPr>
-          <w:rFonts w:asciiTheme="majorEastAsia" w:eastAsiaTheme="majorEastAsia" w:hAnsiTheme="majorEastAsia" w:hint="eastAsia"/>
-          <w:sz w:val="24"/>
-          <w:szCs w:val="24"/>
-        </w:rPr>
-        <w:t>1=回到书中做详细分析；2=重要的概括性文章；3=不太重要；4=不相关。</w:t>
-      </w:r>
-    </w:p>
-    <w:p>
-      <w:pPr>
-        <w:rPr>
-          <w:rFonts w:asciiTheme="majorEastAsia" w:eastAsiaTheme="majorEastAsia" w:hAnsiTheme="majorEastAsia" w:hint="eastAsia"/>
+        <w:t>I</w:t>
+      </w:r>
+      <w:r>
+        <w:rPr>
+          <w:rFonts w:asciiTheme="majorEastAsia" w:eastAsiaTheme="majorEastAsia" w:hAnsiTheme="majorEastAsia"/>
           <w:color w:val="EE0000"/>
           <w:sz w:val="24"/>
           <w:szCs w:val="24"/>
         </w:rPr>
-      </w:pPr>
+        <w:t>NTRODUCTION</w:t>
+      </w:r>
       <w:r>
         <w:rPr>
           <w:rFonts w:asciiTheme="majorEastAsia" w:eastAsiaTheme="majorEastAsia" w:hAnsiTheme="majorEastAsia" w:hint="eastAsia"/>
@@ -1269,104 +1511,518 @@
           <w:sz w:val="24"/>
           <w:szCs w:val="24"/>
         </w:rPr>
+        <w:t xml:space="preserve"> </w:t>
+      </w:r>
+      <w:r>
+        <w:rPr>
+          <w:rFonts w:asciiTheme="majorEastAsia" w:eastAsiaTheme="majorEastAsia" w:hAnsiTheme="majorEastAsia"/>
+          <w:color w:val="EE0000"/>
+          <w:sz w:val="24"/>
+          <w:szCs w:val="24"/>
+          <w:lang w:val="en"/>
+        </w:rPr>
+        <w:t>S</w:t>
+      </w:r>
+      <w:r>
+        <w:rPr>
+          <w:rFonts w:asciiTheme="majorEastAsia" w:eastAsiaTheme="majorEastAsia" w:hAnsiTheme="majorEastAsia" w:hint="eastAsia"/>
+          <w:color w:val="EE0000"/>
+          <w:sz w:val="24"/>
+          <w:szCs w:val="24"/>
+          <w:lang w:val="en"/>
+        </w:rPr>
+        <w:t>UMMARY</w:t>
+      </w:r>
+    </w:p>
+    <w:p>
+      <w:pPr>
+        <w:rPr>
+          <w:rFonts w:asciiTheme="majorEastAsia" w:eastAsiaTheme="majorEastAsia" w:hAnsiTheme="majorEastAsia" w:hint="eastAsia"/>
+          <w:sz w:val="24"/>
+          <w:szCs w:val="24"/>
+        </w:rPr>
+      </w:pPr>
+      <w:r>
+        <w:rPr>
+          <w:rFonts w:asciiTheme="majorEastAsia" w:eastAsiaTheme="majorEastAsia" w:hAnsiTheme="majorEastAsia"/>
+          <w:sz w:val="24"/>
+          <w:szCs w:val="24"/>
+        </w:rPr>
+        <w:t>C</w:t>
+      </w:r>
+      <w:r>
+        <w:rPr>
+          <w:rFonts w:asciiTheme="majorEastAsia" w:eastAsiaTheme="majorEastAsia" w:hAnsiTheme="majorEastAsia" w:hint="eastAsia"/>
+          <w:sz w:val="24"/>
+          <w:szCs w:val="24"/>
+        </w:rPr>
+        <w:t xml:space="preserve">ontents: </w:t>
+      </w:r>
+    </w:p>
+    <w:p>
+      <w:pPr>
+        <w:rPr>
+          <w:rFonts w:asciiTheme="majorEastAsia" w:eastAsiaTheme="majorEastAsia" w:hAnsiTheme="majorEastAsia"/>
+          <w:sz w:val="24"/>
+          <w:szCs w:val="24"/>
+        </w:rPr>
+      </w:pPr>
+      <w:r>
+        <w:rPr>
+          <w:rFonts w:asciiTheme="majorEastAsia" w:eastAsiaTheme="majorEastAsia" w:hAnsiTheme="majorEastAsia"/>
+          <w:sz w:val="24"/>
+          <w:szCs w:val="24"/>
+        </w:rPr>
+        <w:tab/>
+      </w:r>
+      <w:r>
+        <w:rPr>
+          <w:rFonts w:asciiTheme="majorEastAsia" w:eastAsiaTheme="majorEastAsia" w:hAnsiTheme="majorEastAsia"/>
+          <w:sz w:val="24"/>
+          <w:szCs w:val="24"/>
+        </w:rPr>
+        <w:t xml:space="preserve">Section 2 综述交通标志检测、多尺度融合、轻量化注意力机制与 </w:t>
+      </w:r>
+      <w:proofErr w:type="spellStart"/>
+      <w:r>
+        <w:rPr>
+          <w:rFonts w:asciiTheme="majorEastAsia" w:eastAsiaTheme="majorEastAsia" w:hAnsiTheme="majorEastAsia"/>
+          <w:sz w:val="24"/>
+          <w:szCs w:val="24"/>
+        </w:rPr>
+        <w:t>IoU</w:t>
+      </w:r>
+      <w:proofErr w:type="spellEnd"/>
+      <w:r>
+        <w:rPr>
+          <w:rFonts w:asciiTheme="majorEastAsia" w:eastAsiaTheme="majorEastAsia" w:hAnsiTheme="majorEastAsia"/>
+          <w:sz w:val="24"/>
+          <w:szCs w:val="24"/>
+        </w:rPr>
+        <w:t xml:space="preserve"> 损失相关工作；Section 3 详述 </w:t>
+      </w:r>
+      <w:proofErr w:type="spellStart"/>
+      <w:r>
+        <w:rPr>
+          <w:rFonts w:asciiTheme="majorEastAsia" w:eastAsiaTheme="majorEastAsia" w:hAnsiTheme="majorEastAsia"/>
+          <w:sz w:val="24"/>
+          <w:szCs w:val="24"/>
+        </w:rPr>
+        <w:t>SlimNeck</w:t>
+      </w:r>
+      <w:proofErr w:type="spellEnd"/>
+      <w:r>
+        <w:rPr>
+          <w:rFonts w:asciiTheme="majorEastAsia" w:eastAsiaTheme="majorEastAsia" w:hAnsiTheme="majorEastAsia"/>
+          <w:sz w:val="24"/>
+          <w:szCs w:val="24"/>
+        </w:rPr>
+        <w:t>、MCA、</w:t>
+      </w:r>
+      <w:proofErr w:type="spellStart"/>
+      <w:r>
+        <w:rPr>
+          <w:rFonts w:asciiTheme="majorEastAsia" w:eastAsiaTheme="majorEastAsia" w:hAnsiTheme="majorEastAsia"/>
+          <w:sz w:val="24"/>
+          <w:szCs w:val="24"/>
+        </w:rPr>
+        <w:t>MPDIoU</w:t>
+      </w:r>
+      <w:proofErr w:type="spellEnd"/>
+      <w:r>
+        <w:rPr>
+          <w:rFonts w:asciiTheme="majorEastAsia" w:eastAsiaTheme="majorEastAsia" w:hAnsiTheme="majorEastAsia"/>
+          <w:sz w:val="24"/>
+          <w:szCs w:val="24"/>
+        </w:rPr>
+        <w:t xml:space="preserve"> 在 YOLOv8 框架中的实现；Section 4 描述实验设置、数据集划分、评估指标并给出定量/定性结果；Section 5 讨论发现与改进方向；Section 6 总结并展望未来研究方向</w:t>
+      </w:r>
+      <w:r>
+        <w:rPr>
+          <w:rFonts w:asciiTheme="majorEastAsia" w:eastAsiaTheme="majorEastAsia" w:hAnsiTheme="majorEastAsia" w:hint="eastAsia"/>
+          <w:sz w:val="24"/>
+          <w:szCs w:val="24"/>
+        </w:rPr>
+        <w:t>。</w:t>
+      </w:r>
+    </w:p>
+    <w:p>
+      <w:pPr>
+        <w:rPr>
+          <w:rFonts w:asciiTheme="majorEastAsia" w:eastAsiaTheme="majorEastAsia" w:hAnsiTheme="majorEastAsia" w:hint="eastAsia"/>
+          <w:sz w:val="24"/>
+          <w:szCs w:val="24"/>
+        </w:rPr>
+      </w:pPr>
+    </w:p>
+    <w:p>
+      <w:pPr>
+        <w:rPr>
+          <w:rFonts w:asciiTheme="majorEastAsia" w:eastAsiaTheme="majorEastAsia" w:hAnsiTheme="majorEastAsia" w:hint="eastAsia"/>
+          <w:sz w:val="24"/>
+          <w:szCs w:val="24"/>
+        </w:rPr>
+      </w:pPr>
+      <w:r>
+        <w:rPr>
+          <w:rFonts w:asciiTheme="majorEastAsia" w:eastAsiaTheme="majorEastAsia" w:hAnsiTheme="majorEastAsia"/>
+          <w:sz w:val="24"/>
+          <w:szCs w:val="24"/>
+        </w:rPr>
+        <w:t>R</w:t>
+      </w:r>
+      <w:r>
+        <w:rPr>
+          <w:rFonts w:asciiTheme="majorEastAsia" w:eastAsiaTheme="majorEastAsia" w:hAnsiTheme="majorEastAsia" w:hint="eastAsia"/>
+          <w:sz w:val="24"/>
+          <w:szCs w:val="24"/>
+        </w:rPr>
+        <w:t xml:space="preserve">esearch questions/purpose: </w:t>
+      </w:r>
+    </w:p>
+    <w:p>
+      <w:pPr>
+        <w:ind w:firstLine="420"/>
+        <w:rPr>
+          <w:rFonts w:asciiTheme="majorEastAsia" w:eastAsiaTheme="majorEastAsia" w:hAnsiTheme="majorEastAsia"/>
+          <w:sz w:val="24"/>
+          <w:szCs w:val="24"/>
+        </w:rPr>
+      </w:pPr>
+      <w:r>
+        <w:rPr>
+          <w:rFonts w:asciiTheme="majorEastAsia" w:eastAsiaTheme="majorEastAsia" w:hAnsiTheme="majorEastAsia"/>
+          <w:sz w:val="24"/>
+          <w:szCs w:val="24"/>
+        </w:rPr>
+        <w:t>针对交通标志等小目标检测中 YOLO 存在的四大局限（小目标细节丢失、多尺度融合计算开销大、轻量化牺牲特征、</w:t>
+      </w:r>
+      <w:proofErr w:type="spellStart"/>
+      <w:r>
+        <w:rPr>
+          <w:rFonts w:asciiTheme="majorEastAsia" w:eastAsiaTheme="majorEastAsia" w:hAnsiTheme="majorEastAsia"/>
+          <w:sz w:val="24"/>
+          <w:szCs w:val="24"/>
+        </w:rPr>
+        <w:t>IoU</w:t>
+      </w:r>
+      <w:proofErr w:type="spellEnd"/>
+      <w:r>
+        <w:rPr>
+          <w:rFonts w:asciiTheme="majorEastAsia" w:eastAsiaTheme="majorEastAsia" w:hAnsiTheme="majorEastAsia"/>
+          <w:sz w:val="24"/>
+          <w:szCs w:val="24"/>
+        </w:rPr>
+        <w:t xml:space="preserve"> 损失对小目标不敏感），在 YOLOv8 基础上提出 YOLO-SMM，通过 </w:t>
+      </w:r>
+      <w:proofErr w:type="spellStart"/>
+      <w:r>
+        <w:rPr>
+          <w:rFonts w:asciiTheme="majorEastAsia" w:eastAsiaTheme="majorEastAsia" w:hAnsiTheme="majorEastAsia"/>
+          <w:sz w:val="24"/>
+          <w:szCs w:val="24"/>
+        </w:rPr>
+        <w:t>SlimNeck</w:t>
+      </w:r>
+      <w:proofErr w:type="spellEnd"/>
+      <w:r>
+        <w:rPr>
+          <w:rFonts w:asciiTheme="majorEastAsia" w:eastAsiaTheme="majorEastAsia" w:hAnsiTheme="majorEastAsia"/>
+          <w:sz w:val="24"/>
+          <w:szCs w:val="24"/>
+        </w:rPr>
+        <w:t>、MCA、</w:t>
+      </w:r>
+      <w:proofErr w:type="spellStart"/>
+      <w:r>
+        <w:rPr>
+          <w:rFonts w:asciiTheme="majorEastAsia" w:eastAsiaTheme="majorEastAsia" w:hAnsiTheme="majorEastAsia"/>
+          <w:sz w:val="24"/>
+          <w:szCs w:val="24"/>
+        </w:rPr>
+        <w:t>MPDIoU</w:t>
+      </w:r>
+      <w:proofErr w:type="spellEnd"/>
+      <w:r>
+        <w:rPr>
+          <w:rFonts w:asciiTheme="majorEastAsia" w:eastAsiaTheme="majorEastAsia" w:hAnsiTheme="majorEastAsia"/>
+          <w:sz w:val="24"/>
+          <w:szCs w:val="24"/>
+        </w:rPr>
+        <w:t xml:space="preserve"> Loss 三项改进，提升小目标检测的精度、召回率与实时性。</w:t>
+      </w:r>
+    </w:p>
+    <w:p>
+      <w:pPr>
+        <w:rPr>
+          <w:rFonts w:asciiTheme="majorEastAsia" w:eastAsiaTheme="majorEastAsia" w:hAnsiTheme="majorEastAsia" w:hint="eastAsia"/>
+          <w:sz w:val="24"/>
+          <w:szCs w:val="24"/>
+        </w:rPr>
+      </w:pPr>
+    </w:p>
+    <w:p>
+      <w:pPr>
+        <w:rPr>
+          <w:rFonts w:asciiTheme="minorHAnsi" w:eastAsiaTheme="minorHAnsi" w:hAnsiTheme="minorHAnsi" w:hint="eastAsia"/>
+          <w:sz w:val="24"/>
+          <w:szCs w:val="24"/>
+        </w:rPr>
+      </w:pPr>
+      <w:r>
+        <w:rPr>
+          <w:rFonts w:asciiTheme="majorEastAsia" w:eastAsiaTheme="majorEastAsia" w:hAnsiTheme="majorEastAsia"/>
+          <w:sz w:val="24"/>
+          <w:szCs w:val="24"/>
+        </w:rPr>
         <w:t>I</w:t>
       </w:r>
       <w:r>
         <w:rPr>
-          <w:rFonts w:asciiTheme="majorEastAsia" w:eastAsiaTheme="majorEastAsia" w:hAnsiTheme="majorEastAsia"/>
-          <w:color w:val="EE0000"/>
-          <w:sz w:val="24"/>
-          <w:szCs w:val="24"/>
-        </w:rPr>
-        <w:t>NTRODUCTION</w:t>
-      </w:r>
-      <w:r>
-        <w:rPr>
-          <w:rFonts w:asciiTheme="majorEastAsia" w:eastAsiaTheme="majorEastAsia" w:hAnsiTheme="majorEastAsia" w:hint="eastAsia"/>
-          <w:color w:val="EE0000"/>
+          <w:rFonts w:asciiTheme="majorEastAsia" w:eastAsiaTheme="majorEastAsia" w:hAnsiTheme="majorEastAsia" w:hint="eastAsia"/>
+          <w:sz w:val="24"/>
+          <w:szCs w:val="24"/>
+        </w:rPr>
+        <w:t>nstruments</w:t>
+      </w:r>
+      <w:r>
+        <w:rPr>
+          <w:rFonts w:asciiTheme="minorHAnsi" w:eastAsiaTheme="minorHAnsi" w:hAnsiTheme="minorHAnsi" w:hint="eastAsia"/>
+          <w:sz w:val="24"/>
+          <w:szCs w:val="24"/>
+        </w:rPr>
+        <w:t xml:space="preserve">: </w:t>
+      </w:r>
+    </w:p>
+    <w:p>
+      <w:pPr>
+        <w:rPr>
+          <w:rFonts w:asciiTheme="majorEastAsia" w:eastAsiaTheme="majorEastAsia" w:hAnsiTheme="majorEastAsia" w:hint="eastAsia"/>
+          <w:sz w:val="24"/>
+          <w:szCs w:val="24"/>
+        </w:rPr>
+      </w:pPr>
+      <w:r>
+        <w:rPr>
+          <w:rFonts w:asciiTheme="minorHAnsi" w:eastAsiaTheme="minorHAnsi" w:hAnsiTheme="minorHAnsi"/>
+          <w:sz w:val="24"/>
+          <w:szCs w:val="24"/>
+        </w:rPr>
+        <w:tab/>
+      </w:r>
+      <w:r>
+        <w:rPr>
+          <w:rFonts w:asciiTheme="majorEastAsia" w:eastAsiaTheme="majorEastAsia" w:hAnsiTheme="majorEastAsia"/>
+          <w:sz w:val="24"/>
+          <w:szCs w:val="24"/>
+        </w:rPr>
+        <w:t>YOLOv8 作为基础框架；</w:t>
+      </w:r>
+      <w:proofErr w:type="spellStart"/>
+      <w:r>
+        <w:rPr>
+          <w:rFonts w:asciiTheme="majorEastAsia" w:eastAsiaTheme="majorEastAsia" w:hAnsiTheme="majorEastAsia"/>
+          <w:sz w:val="24"/>
+          <w:szCs w:val="24"/>
+        </w:rPr>
+        <w:t>SlimNeck</w:t>
+      </w:r>
+      <w:proofErr w:type="spellEnd"/>
+      <w:r>
+        <w:rPr>
+          <w:rFonts w:asciiTheme="majorEastAsia" w:eastAsiaTheme="majorEastAsia" w:hAnsiTheme="majorEastAsia"/>
+          <w:sz w:val="24"/>
+          <w:szCs w:val="24"/>
+        </w:rPr>
+        <w:t xml:space="preserve">（CSP·OSA + </w:t>
+      </w:r>
+      <w:proofErr w:type="spellStart"/>
+      <w:r>
+        <w:rPr>
+          <w:rFonts w:asciiTheme="majorEastAsia" w:eastAsiaTheme="majorEastAsia" w:hAnsiTheme="majorEastAsia"/>
+          <w:sz w:val="24"/>
+          <w:szCs w:val="24"/>
+        </w:rPr>
+        <w:t>GSConv</w:t>
+      </w:r>
+      <w:proofErr w:type="spellEnd"/>
+      <w:r>
+        <w:rPr>
+          <w:rFonts w:asciiTheme="majorEastAsia" w:eastAsiaTheme="majorEastAsia" w:hAnsiTheme="majorEastAsia"/>
+          <w:sz w:val="24"/>
+          <w:szCs w:val="24"/>
+        </w:rPr>
+        <w:t xml:space="preserve"> neck）；Modified Coordinate Attention（MCA）模块；</w:t>
+      </w:r>
+      <w:proofErr w:type="spellStart"/>
+      <w:r>
+        <w:rPr>
+          <w:rFonts w:asciiTheme="majorEastAsia" w:eastAsiaTheme="majorEastAsia" w:hAnsiTheme="majorEastAsia"/>
+          <w:sz w:val="24"/>
+          <w:szCs w:val="24"/>
+        </w:rPr>
+        <w:t>MPDIoU</w:t>
+      </w:r>
+      <w:proofErr w:type="spellEnd"/>
+      <w:r>
+        <w:rPr>
+          <w:rFonts w:asciiTheme="majorEastAsia" w:eastAsiaTheme="majorEastAsia" w:hAnsiTheme="majorEastAsia"/>
+          <w:sz w:val="24"/>
+          <w:szCs w:val="24"/>
+        </w:rPr>
+        <w:t xml:space="preserve"> Loss；德国交通标志识别数据集（GTSRB）；评估指标 mAP50、mAP50-95、FPS、参数量、FLOPs；对比方法包括 Faster R-CNN、SSD、YOLOv5/v7/v8、</w:t>
+      </w:r>
+      <w:proofErr w:type="spellStart"/>
+      <w:r>
+        <w:rPr>
+          <w:rFonts w:asciiTheme="majorEastAsia" w:eastAsiaTheme="majorEastAsia" w:hAnsiTheme="majorEastAsia"/>
+          <w:sz w:val="24"/>
+          <w:szCs w:val="24"/>
+        </w:rPr>
+        <w:t>EfficientDet</w:t>
+      </w:r>
+      <w:proofErr w:type="spellEnd"/>
+      <w:r>
+        <w:rPr>
+          <w:rFonts w:asciiTheme="majorEastAsia" w:eastAsiaTheme="majorEastAsia" w:hAnsiTheme="majorEastAsia"/>
+          <w:sz w:val="24"/>
+          <w:szCs w:val="24"/>
+        </w:rPr>
+        <w:t>等；</w:t>
+      </w:r>
+      <w:r>
+        <w:rPr>
+          <w:rFonts w:asciiTheme="majorEastAsia" w:eastAsiaTheme="majorEastAsia" w:hAnsiTheme="majorEastAsia" w:hint="eastAsia"/>
           <w:sz w:val="24"/>
           <w:szCs w:val="24"/>
         </w:rPr>
         <w:t xml:space="preserve"> </w:t>
       </w:r>
-      <w:r>
-        <w:rPr>
-          <w:rFonts w:asciiTheme="majorEastAsia" w:eastAsiaTheme="majorEastAsia" w:hAnsiTheme="majorEastAsia"/>
-          <w:color w:val="EE0000"/>
-          <w:sz w:val="24"/>
-          <w:szCs w:val="24"/>
-          <w:lang w:val="en"/>
-        </w:rPr>
-        <w:t>S</w:t>
-      </w:r>
-      <w:r>
-        <w:rPr>
-          <w:rFonts w:asciiTheme="majorEastAsia" w:eastAsiaTheme="majorEastAsia" w:hAnsiTheme="majorEastAsia" w:hint="eastAsia"/>
-          <w:color w:val="EE0000"/>
-          <w:sz w:val="24"/>
-          <w:szCs w:val="24"/>
-          <w:lang w:val="en"/>
-        </w:rPr>
-        <w:t>UMMARY</w:t>
-      </w:r>
-    </w:p>
-    <w:p>
-      <w:pPr>
-        <w:rPr>
-          <w:rFonts w:asciiTheme="majorEastAsia" w:eastAsiaTheme="majorEastAsia" w:hAnsiTheme="majorEastAsia" w:hint="eastAsia"/>
-          <w:sz w:val="24"/>
-          <w:szCs w:val="24"/>
-        </w:rPr>
-      </w:pPr>
-      <w:r>
-        <w:rPr>
-          <w:rFonts w:asciiTheme="majorEastAsia" w:eastAsiaTheme="majorEastAsia" w:hAnsiTheme="majorEastAsia"/>
-          <w:sz w:val="24"/>
-          <w:szCs w:val="24"/>
-        </w:rPr>
-        <w:t>C</w:t>
-      </w:r>
-      <w:r>
-        <w:rPr>
-          <w:rFonts w:asciiTheme="majorEastAsia" w:eastAsiaTheme="majorEastAsia" w:hAnsiTheme="majorEastAsia" w:hint="eastAsia"/>
-          <w:sz w:val="24"/>
-          <w:szCs w:val="24"/>
-        </w:rPr>
-        <w:t xml:space="preserve">ontents: </w:t>
-      </w:r>
-    </w:p>
-    <w:p>
-      <w:pPr>
-        <w:rPr>
-          <w:rFonts w:asciiTheme="majorEastAsia" w:eastAsiaTheme="majorEastAsia" w:hAnsiTheme="majorEastAsia" w:hint="eastAsia"/>
-          <w:sz w:val="24"/>
-          <w:szCs w:val="24"/>
-        </w:rPr>
-      </w:pPr>
-    </w:p>
-    <w:p>
-      <w:pPr>
-        <w:rPr>
-          <w:rFonts w:asciiTheme="majorEastAsia" w:eastAsiaTheme="majorEastAsia" w:hAnsiTheme="majorEastAsia" w:hint="eastAsia"/>
-          <w:sz w:val="24"/>
-          <w:szCs w:val="24"/>
-        </w:rPr>
-      </w:pPr>
-      <w:r>
-        <w:rPr>
-          <w:rFonts w:asciiTheme="majorEastAsia" w:eastAsiaTheme="majorEastAsia" w:hAnsiTheme="majorEastAsia"/>
-          <w:sz w:val="24"/>
-          <w:szCs w:val="24"/>
-        </w:rPr>
-        <w:t>R</w:t>
-      </w:r>
-      <w:r>
-        <w:rPr>
-          <w:rFonts w:asciiTheme="majorEastAsia" w:eastAsiaTheme="majorEastAsia" w:hAnsiTheme="majorEastAsia" w:hint="eastAsia"/>
-          <w:sz w:val="24"/>
-          <w:szCs w:val="24"/>
-        </w:rPr>
-        <w:t xml:space="preserve">esearch questions/purpose: </w:t>
+    </w:p>
+    <w:p>
+      <w:pPr>
+        <w:rPr>
+          <w:rFonts w:asciiTheme="majorEastAsia" w:eastAsiaTheme="majorEastAsia" w:hAnsiTheme="majorEastAsia" w:hint="eastAsia"/>
+          <w:sz w:val="24"/>
+          <w:szCs w:val="24"/>
+        </w:rPr>
+      </w:pPr>
+    </w:p>
+    <w:p>
+      <w:pPr>
+        <w:rPr>
+          <w:rFonts w:asciiTheme="majorEastAsia" w:eastAsiaTheme="majorEastAsia" w:hAnsiTheme="majorEastAsia" w:hint="eastAsia"/>
+          <w:sz w:val="24"/>
+          <w:szCs w:val="24"/>
+        </w:rPr>
+      </w:pPr>
+      <w:r>
+        <w:rPr>
+          <w:rFonts w:asciiTheme="majorEastAsia" w:eastAsiaTheme="majorEastAsia" w:hAnsiTheme="majorEastAsia" w:hint="eastAsia"/>
+          <w:sz w:val="24"/>
+          <w:szCs w:val="24"/>
+        </w:rPr>
+        <w:t>Subjects</w:t>
+      </w:r>
+      <w:r>
+        <w:rPr>
+          <w:rFonts w:asciiTheme="majorEastAsia" w:eastAsiaTheme="majorEastAsia" w:hAnsiTheme="majorEastAsia" w:hint="eastAsia"/>
+          <w:sz w:val="24"/>
+          <w:szCs w:val="24"/>
+        </w:rPr>
+        <w:t xml:space="preserve">: </w:t>
+      </w:r>
+    </w:p>
+    <w:p>
+      <w:pPr>
+        <w:rPr>
+          <w:rFonts w:asciiTheme="majorEastAsia" w:eastAsiaTheme="majorEastAsia" w:hAnsiTheme="majorEastAsia" w:hint="eastAsia"/>
+          <w:sz w:val="24"/>
+          <w:szCs w:val="24"/>
+        </w:rPr>
+      </w:pPr>
+      <w:r>
+        <w:rPr>
+          <w:rFonts w:asciiTheme="majorEastAsia" w:eastAsiaTheme="majorEastAsia" w:hAnsiTheme="majorEastAsia"/>
+          <w:sz w:val="24"/>
+          <w:szCs w:val="24"/>
+        </w:rPr>
+        <w:tab/>
+      </w:r>
+    </w:p>
+    <w:p>
+      <w:pPr>
+        <w:rPr>
+          <w:rFonts w:asciiTheme="majorEastAsia" w:eastAsiaTheme="majorEastAsia" w:hAnsiTheme="majorEastAsia" w:hint="eastAsia"/>
+          <w:sz w:val="24"/>
+          <w:szCs w:val="24"/>
+        </w:rPr>
+      </w:pPr>
+      <w:r>
+        <w:rPr>
+          <w:rFonts w:asciiTheme="majorEastAsia" w:eastAsiaTheme="majorEastAsia" w:hAnsiTheme="majorEastAsia"/>
+          <w:sz w:val="24"/>
+          <w:szCs w:val="24"/>
+        </w:rPr>
+        <w:t>D</w:t>
+      </w:r>
+      <w:r>
+        <w:rPr>
+          <w:rFonts w:asciiTheme="majorEastAsia" w:eastAsiaTheme="majorEastAsia" w:hAnsiTheme="majorEastAsia" w:hint="eastAsia"/>
+          <w:sz w:val="24"/>
+          <w:szCs w:val="24"/>
+        </w:rPr>
+        <w:t xml:space="preserve">ata </w:t>
+      </w:r>
+      <w:r>
+        <w:rPr>
+          <w:rFonts w:asciiTheme="majorEastAsia" w:eastAsiaTheme="majorEastAsia" w:hAnsiTheme="majorEastAsia"/>
+          <w:sz w:val="24"/>
+          <w:szCs w:val="24"/>
+        </w:rPr>
+        <w:t>collection</w:t>
+      </w:r>
+      <w:r>
+        <w:rPr>
+          <w:rFonts w:asciiTheme="majorEastAsia" w:eastAsiaTheme="majorEastAsia" w:hAnsiTheme="majorEastAsia" w:hint="eastAsia"/>
+          <w:sz w:val="24"/>
+          <w:szCs w:val="24"/>
+        </w:rPr>
+        <w:t xml:space="preserve">: </w:t>
+      </w:r>
+    </w:p>
+    <w:p>
+      <w:pPr>
+        <w:rPr>
+          <w:rFonts w:asciiTheme="majorEastAsia" w:eastAsiaTheme="majorEastAsia" w:hAnsiTheme="majorEastAsia" w:hint="eastAsia"/>
+          <w:sz w:val="24"/>
+          <w:szCs w:val="24"/>
+        </w:rPr>
+      </w:pPr>
+      <w:r>
+        <w:rPr>
+          <w:rFonts w:asciiTheme="majorEastAsia" w:eastAsiaTheme="majorEastAsia" w:hAnsiTheme="majorEastAsia"/>
+          <w:sz w:val="24"/>
+          <w:szCs w:val="24"/>
+        </w:rPr>
+        <w:lastRenderedPageBreak/>
+        <w:tab/>
+      </w:r>
+      <w:r>
+        <w:rPr>
+          <w:rFonts w:asciiTheme="majorEastAsia" w:eastAsiaTheme="majorEastAsia" w:hAnsiTheme="majorEastAsia"/>
+          <w:sz w:val="24"/>
+          <w:szCs w:val="24"/>
+        </w:rPr>
+        <w:t>使用德国交通标志识别数据集（GTSRB）进行训练与评估</w:t>
+      </w:r>
+      <w:r>
+        <w:rPr>
+          <w:rFonts w:asciiTheme="majorEastAsia" w:eastAsiaTheme="majorEastAsia" w:hAnsiTheme="majorEastAsia" w:hint="eastAsia"/>
+          <w:sz w:val="24"/>
+          <w:szCs w:val="24"/>
+        </w:rPr>
+        <w:t>。</w:t>
       </w:r>
     </w:p>
     <w:p>
@@ -1378,318 +2034,96 @@
           <w:szCs w:val="24"/>
         </w:rPr>
       </w:pPr>
-      <w:r>
-        <w:rPr>
-          <w:rFonts w:asciiTheme="majorEastAsia" w:eastAsiaTheme="majorEastAsia" w:hAnsiTheme="majorEastAsia"/>
-          <w:sz w:val="24"/>
-          <w:szCs w:val="24"/>
-        </w:rPr>
-        <w:t xml:space="preserve">针对 MMW 图像中隐蔽目标检测面临的低对比度/低信噪比与小目标特征丢失问题，在 YOLOv5 基础上提出 Swin-YOLO，通过引入 LPST Layers、小目标检测分支与 </w:t>
-      </w:r>
-      <w:proofErr w:type="spellStart"/>
-      <w:r>
-        <w:rPr>
-          <w:rFonts w:asciiTheme="majorEastAsia" w:eastAsiaTheme="majorEastAsia" w:hAnsiTheme="majorEastAsia"/>
-          <w:sz w:val="24"/>
-          <w:szCs w:val="24"/>
-        </w:rPr>
-        <w:t>BiFPN</w:t>
-      </w:r>
-      <w:proofErr w:type="spellEnd"/>
-      <w:r>
-        <w:rPr>
-          <w:rFonts w:asciiTheme="majorEastAsia" w:eastAsiaTheme="majorEastAsia" w:hAnsiTheme="majorEastAsia"/>
-          <w:sz w:val="24"/>
-          <w:szCs w:val="24"/>
-        </w:rPr>
-        <w:t>、以及 Coordinate Attention Module 三项改进，提升 MMW 图像中隐蔽目标的检测精度与实时性，并构建 MMW 数据集支撑实验验证。</w:t>
+    </w:p>
+    <w:p>
+      <w:pPr>
+        <w:rPr>
+          <w:rFonts w:asciiTheme="majorEastAsia" w:eastAsiaTheme="majorEastAsia" w:hAnsiTheme="majorEastAsia" w:hint="eastAsia"/>
+          <w:sz w:val="24"/>
+          <w:szCs w:val="24"/>
+        </w:rPr>
+      </w:pPr>
+      <w:r>
+        <w:rPr>
+          <w:rFonts w:asciiTheme="majorEastAsia" w:eastAsiaTheme="majorEastAsia" w:hAnsiTheme="majorEastAsia"/>
+          <w:sz w:val="24"/>
+          <w:szCs w:val="24"/>
+        </w:rPr>
+        <w:t>F</w:t>
+      </w:r>
+      <w:r>
+        <w:rPr>
+          <w:rFonts w:asciiTheme="majorEastAsia" w:eastAsiaTheme="majorEastAsia" w:hAnsiTheme="majorEastAsia" w:hint="eastAsia"/>
+          <w:sz w:val="24"/>
+          <w:szCs w:val="24"/>
+        </w:rPr>
+        <w:t>indings</w:t>
+      </w:r>
+      <w:r>
+        <w:rPr>
+          <w:rFonts w:asciiTheme="majorEastAsia" w:eastAsiaTheme="majorEastAsia" w:hAnsiTheme="majorEastAsia" w:hint="eastAsia"/>
+          <w:sz w:val="24"/>
+          <w:szCs w:val="24"/>
+        </w:rPr>
+        <w:t xml:space="preserve">: </w:t>
       </w:r>
     </w:p>
     <w:p>
       <w:pPr>
         <w:ind w:firstLine="420"/>
-        <w:rPr>
-          <w:rFonts w:asciiTheme="majorEastAsia" w:eastAsiaTheme="majorEastAsia" w:hAnsiTheme="majorEastAsia" w:hint="eastAsia"/>
-          <w:sz w:val="24"/>
-          <w:szCs w:val="24"/>
-        </w:rPr>
-      </w:pPr>
-    </w:p>
-    <w:p>
-      <w:pPr>
-        <w:rPr>
-          <w:rFonts w:asciiTheme="minorHAnsi" w:eastAsiaTheme="minorHAnsi" w:hAnsiTheme="minorHAnsi" w:hint="eastAsia"/>
-          <w:sz w:val="24"/>
-          <w:szCs w:val="24"/>
-        </w:rPr>
-      </w:pPr>
-      <w:r>
-        <w:rPr>
-          <w:rFonts w:asciiTheme="majorEastAsia" w:eastAsiaTheme="majorEastAsia" w:hAnsiTheme="majorEastAsia"/>
-          <w:sz w:val="24"/>
-          <w:szCs w:val="24"/>
-        </w:rPr>
-        <w:t>I</w:t>
-      </w:r>
-      <w:r>
-        <w:rPr>
-          <w:rFonts w:asciiTheme="majorEastAsia" w:eastAsiaTheme="majorEastAsia" w:hAnsiTheme="majorEastAsia" w:hint="eastAsia"/>
-          <w:sz w:val="24"/>
-          <w:szCs w:val="24"/>
-        </w:rPr>
-        <w:t>nstruments</w:t>
-      </w:r>
-      <w:r>
-        <w:rPr>
-          <w:rFonts w:asciiTheme="minorHAnsi" w:eastAsiaTheme="minorHAnsi" w:hAnsiTheme="minorHAnsi" w:hint="eastAsia"/>
-          <w:sz w:val="24"/>
-          <w:szCs w:val="24"/>
-        </w:rPr>
-        <w:t xml:space="preserve">: </w:t>
-      </w:r>
-    </w:p>
-    <w:p>
-      <w:pPr>
-        <w:rPr>
-          <w:rFonts w:asciiTheme="majorEastAsia" w:eastAsiaTheme="majorEastAsia" w:hAnsiTheme="majorEastAsia" w:hint="eastAsia"/>
-          <w:sz w:val="24"/>
-          <w:szCs w:val="24"/>
-        </w:rPr>
-      </w:pPr>
-      <w:r>
-        <w:rPr>
-          <w:rFonts w:asciiTheme="minorHAnsi" w:eastAsiaTheme="minorHAnsi" w:hAnsiTheme="minorHAnsi"/>
-          <w:sz w:val="24"/>
-          <w:szCs w:val="24"/>
-        </w:rPr>
-        <w:tab/>
-      </w:r>
-      <w:r>
-        <w:rPr>
-          <w:rFonts w:asciiTheme="majorEastAsia" w:eastAsiaTheme="majorEastAsia" w:hAnsiTheme="majorEastAsia"/>
-          <w:sz w:val="24"/>
-          <w:szCs w:val="24"/>
-        </w:rPr>
-        <w:t>YOLOv5 作为基础框架；LPST Layers（Local Perception Swin Transformer Layers）；</w:t>
-      </w:r>
-      <w:proofErr w:type="spellStart"/>
-      <w:r>
-        <w:rPr>
-          <w:rFonts w:asciiTheme="majorEastAsia" w:eastAsiaTheme="majorEastAsia" w:hAnsiTheme="majorEastAsia"/>
-          <w:sz w:val="24"/>
-          <w:szCs w:val="24"/>
-        </w:rPr>
-        <w:t>BiFPN</w:t>
-      </w:r>
-      <w:proofErr w:type="spellEnd"/>
-      <w:r>
-        <w:rPr>
-          <w:rFonts w:asciiTheme="majorEastAsia" w:eastAsiaTheme="majorEastAsia" w:hAnsiTheme="majorEastAsia"/>
-          <w:sz w:val="24"/>
-          <w:szCs w:val="24"/>
-        </w:rPr>
-        <w:t>（双向特征金字塔网络）；Coordinate Attention（CA）模块；自构建 MMW 数据集（82,014 张图像，五类可疑物品）</w:t>
-      </w:r>
-      <w:r>
-        <w:rPr>
-          <w:rFonts w:asciiTheme="majorEastAsia" w:eastAsiaTheme="majorEastAsia" w:hAnsiTheme="majorEastAsia" w:hint="eastAsia"/>
-          <w:sz w:val="24"/>
-          <w:szCs w:val="24"/>
-        </w:rPr>
-        <w:t xml:space="preserve"> </w:t>
-      </w:r>
-    </w:p>
-    <w:p>
-      <w:pPr>
-        <w:rPr>
-          <w:rFonts w:asciiTheme="majorEastAsia" w:eastAsiaTheme="majorEastAsia" w:hAnsiTheme="majorEastAsia" w:hint="eastAsia"/>
-          <w:sz w:val="24"/>
-          <w:szCs w:val="24"/>
-        </w:rPr>
-      </w:pPr>
-    </w:p>
-    <w:p>
-      <w:pPr>
-        <w:rPr>
-          <w:rFonts w:asciiTheme="majorEastAsia" w:eastAsiaTheme="majorEastAsia" w:hAnsiTheme="majorEastAsia" w:hint="eastAsia"/>
-          <w:sz w:val="24"/>
-          <w:szCs w:val="24"/>
-        </w:rPr>
-      </w:pPr>
-      <w:r>
-        <w:rPr>
-          <w:rFonts w:asciiTheme="majorEastAsia" w:eastAsiaTheme="majorEastAsia" w:hAnsiTheme="majorEastAsia" w:hint="eastAsia"/>
-          <w:sz w:val="24"/>
-          <w:szCs w:val="24"/>
-        </w:rPr>
-        <w:t>Subjects</w:t>
-      </w:r>
-      <w:r>
-        <w:rPr>
-          <w:rFonts w:asciiTheme="majorEastAsia" w:eastAsiaTheme="majorEastAsia" w:hAnsiTheme="majorEastAsia" w:hint="eastAsia"/>
-          <w:sz w:val="24"/>
-          <w:szCs w:val="24"/>
-        </w:rPr>
-        <w:t xml:space="preserve">: </w:t>
-      </w:r>
-    </w:p>
-    <w:p>
-      <w:pPr>
-        <w:rPr>
-          <w:rFonts w:asciiTheme="majorEastAsia" w:eastAsiaTheme="majorEastAsia" w:hAnsiTheme="majorEastAsia" w:hint="eastAsia"/>
-          <w:sz w:val="24"/>
-          <w:szCs w:val="24"/>
-        </w:rPr>
-      </w:pPr>
-    </w:p>
-    <w:p>
-      <w:pPr>
-        <w:rPr>
-          <w:rFonts w:asciiTheme="majorEastAsia" w:eastAsiaTheme="majorEastAsia" w:hAnsiTheme="majorEastAsia" w:hint="eastAsia"/>
-          <w:sz w:val="24"/>
-          <w:szCs w:val="24"/>
-        </w:rPr>
-      </w:pPr>
-      <w:r>
-        <w:rPr>
-          <w:rFonts w:asciiTheme="majorEastAsia" w:eastAsiaTheme="majorEastAsia" w:hAnsiTheme="majorEastAsia"/>
-          <w:sz w:val="24"/>
-          <w:szCs w:val="24"/>
-        </w:rPr>
-        <w:t>D</w:t>
-      </w:r>
-      <w:r>
-        <w:rPr>
-          <w:rFonts w:asciiTheme="majorEastAsia" w:eastAsiaTheme="majorEastAsia" w:hAnsiTheme="majorEastAsia" w:hint="eastAsia"/>
-          <w:sz w:val="24"/>
-          <w:szCs w:val="24"/>
-        </w:rPr>
-        <w:t xml:space="preserve">ata </w:t>
-      </w:r>
-      <w:r>
-        <w:rPr>
-          <w:rFonts w:asciiTheme="majorEastAsia" w:eastAsiaTheme="majorEastAsia" w:hAnsiTheme="majorEastAsia"/>
-          <w:sz w:val="24"/>
-          <w:szCs w:val="24"/>
-        </w:rPr>
-        <w:t>collection</w:t>
-      </w:r>
-      <w:r>
-        <w:rPr>
-          <w:rFonts w:asciiTheme="majorEastAsia" w:eastAsiaTheme="majorEastAsia" w:hAnsiTheme="majorEastAsia" w:hint="eastAsia"/>
-          <w:sz w:val="24"/>
-          <w:szCs w:val="24"/>
-        </w:rPr>
-        <w:t xml:space="preserve">: </w:t>
-      </w:r>
-    </w:p>
-    <w:p>
-      <w:pPr>
-        <w:rPr>
-          <w:rFonts w:asciiTheme="majorEastAsia" w:eastAsiaTheme="majorEastAsia" w:hAnsiTheme="majorEastAsia" w:hint="eastAsia"/>
-          <w:sz w:val="24"/>
-          <w:szCs w:val="24"/>
-        </w:rPr>
-      </w:pPr>
-      <w:r>
-        <w:rPr>
-          <w:rFonts w:asciiTheme="majorEastAsia" w:eastAsiaTheme="majorEastAsia" w:hAnsiTheme="majorEastAsia"/>
-          <w:sz w:val="24"/>
-          <w:szCs w:val="24"/>
-        </w:rPr>
-        <w:tab/>
-      </w:r>
-      <w:r>
-        <w:rPr>
-          <w:rFonts w:asciiTheme="majorEastAsia" w:eastAsiaTheme="majorEastAsia" w:hAnsiTheme="majorEastAsia"/>
-          <w:sz w:val="24"/>
-          <w:szCs w:val="24"/>
-        </w:rPr>
-        <w:t>自构建 MMW 隐蔽目标图像数据集，共 82,014 张图像，包含五类可疑物品</w:t>
-      </w:r>
-    </w:p>
-    <w:p>
-      <w:pPr>
-        <w:ind w:firstLine="420"/>
-        <w:rPr>
-          <w:rFonts w:asciiTheme="majorEastAsia" w:eastAsiaTheme="majorEastAsia" w:hAnsiTheme="majorEastAsia" w:hint="eastAsia"/>
-          <w:sz w:val="24"/>
-          <w:szCs w:val="24"/>
-        </w:rPr>
-      </w:pPr>
-    </w:p>
-    <w:p>
-      <w:pPr>
-        <w:rPr>
-          <w:rFonts w:asciiTheme="majorEastAsia" w:eastAsiaTheme="majorEastAsia" w:hAnsiTheme="majorEastAsia" w:hint="eastAsia"/>
-          <w:sz w:val="24"/>
-          <w:szCs w:val="24"/>
-        </w:rPr>
-      </w:pPr>
-      <w:r>
-        <w:rPr>
-          <w:rFonts w:asciiTheme="majorEastAsia" w:eastAsiaTheme="majorEastAsia" w:hAnsiTheme="majorEastAsia"/>
-          <w:sz w:val="24"/>
-          <w:szCs w:val="24"/>
-        </w:rPr>
-        <w:t>F</w:t>
-      </w:r>
-      <w:r>
-        <w:rPr>
-          <w:rFonts w:asciiTheme="majorEastAsia" w:eastAsiaTheme="majorEastAsia" w:hAnsiTheme="majorEastAsia" w:hint="eastAsia"/>
-          <w:sz w:val="24"/>
-          <w:szCs w:val="24"/>
-        </w:rPr>
-        <w:t>indings</w:t>
-      </w:r>
-      <w:r>
-        <w:rPr>
-          <w:rFonts w:asciiTheme="majorEastAsia" w:eastAsiaTheme="majorEastAsia" w:hAnsiTheme="majorEastAsia" w:hint="eastAsia"/>
-          <w:sz w:val="24"/>
-          <w:szCs w:val="24"/>
-        </w:rPr>
-        <w:t xml:space="preserve">: </w:t>
-      </w:r>
-    </w:p>
-    <w:p>
-      <w:pPr>
-        <w:ind w:firstLine="420"/>
-      </w:pPr>
-      <w:r>
-        <w:rPr>
-          <w:rFonts w:asciiTheme="majorEastAsia" w:eastAsiaTheme="majorEastAsia" w:hAnsiTheme="majorEastAsia"/>
-          <w:sz w:val="24"/>
-          <w:szCs w:val="24"/>
-        </w:rPr>
-        <w:lastRenderedPageBreak/>
-        <w:t>实验结果显示，在 MMW 隐蔽图像的目标检测中，所提 Swin-YOLO 的性能优于原始 YOLOv5 网络</w:t>
-      </w:r>
-      <w:r>
-        <w:rPr>
-          <w:rFonts w:asciiTheme="majorEastAsia" w:eastAsiaTheme="majorEastAsia" w:hAnsiTheme="majorEastAsia" w:hint="eastAsia"/>
-          <w:sz w:val="24"/>
-          <w:szCs w:val="24"/>
-        </w:rPr>
-        <w:t>；</w:t>
-      </w:r>
-      <w:r>
-        <w:rPr>
-          <w:rFonts w:asciiTheme="majorEastAsia" w:eastAsiaTheme="majorEastAsia" w:hAnsiTheme="majorEastAsia"/>
-          <w:sz w:val="24"/>
-          <w:szCs w:val="24"/>
-        </w:rPr>
-        <w:t xml:space="preserve">摘要中提到相比 YOLOv5 baseline 提升 4.7% </w:t>
-      </w:r>
-      <w:proofErr w:type="spellStart"/>
-      <w:r>
-        <w:rPr>
-          <w:rFonts w:asciiTheme="majorEastAsia" w:eastAsiaTheme="majorEastAsia" w:hAnsiTheme="majorEastAsia"/>
-          <w:sz w:val="24"/>
-          <w:szCs w:val="24"/>
-        </w:rPr>
-        <w:t>mAP</w:t>
-      </w:r>
-      <w:proofErr w:type="spellEnd"/>
+      </w:pPr>
+      <w:r>
+        <w:rPr>
+          <w:rFonts w:asciiTheme="majorEastAsia" w:eastAsiaTheme="majorEastAsia" w:hAnsiTheme="majorEastAsia" w:hint="eastAsia"/>
+          <w:sz w:val="24"/>
+          <w:szCs w:val="24"/>
+        </w:rPr>
+        <w:t>Y</w:t>
+      </w:r>
+      <w:r>
+        <w:rPr>
+          <w:rFonts w:asciiTheme="majorEastAsia" w:eastAsiaTheme="majorEastAsia" w:hAnsiTheme="majorEastAsia"/>
+          <w:sz w:val="24"/>
+          <w:szCs w:val="24"/>
+        </w:rPr>
+        <w:t>OLO-SMM 在 GTSRB 数据集上取得 96.3% mAP50 与 93.1% mAP50-90，速率 90.6 fps（</w:t>
+      </w:r>
+      <w:proofErr w:type="spellStart"/>
+      <w:r>
+        <w:rPr>
+          <w:rFonts w:asciiTheme="majorEastAsia" w:eastAsiaTheme="majorEastAsia" w:hAnsiTheme="majorEastAsia"/>
+          <w:sz w:val="24"/>
+          <w:szCs w:val="24"/>
+        </w:rPr>
+        <w:t>FPS</w:t>
+      </w:r>
+      <w:proofErr w:type="spellEnd"/>
+      <w:r>
+        <w:rPr>
+          <w:rFonts w:asciiTheme="majorEastAsia" w:eastAsiaTheme="majorEastAsia" w:hAnsiTheme="majorEastAsia"/>
+          <w:sz w:val="24"/>
+          <w:szCs w:val="24"/>
+        </w:rPr>
+        <w:t xml:space="preserve"> 为 +8.3 相比 YOLOv8）；相比之前 SOTA 方法（包括 mAP@64）提升 +1.0%；效率达到最大可达值的 50%；与 YOLOv8、</w:t>
+      </w:r>
+      <w:proofErr w:type="spellStart"/>
+      <w:r>
+        <w:rPr>
+          <w:rFonts w:asciiTheme="majorEastAsia" w:eastAsiaTheme="majorEastAsia" w:hAnsiTheme="majorEastAsia"/>
+          <w:sz w:val="24"/>
+          <w:szCs w:val="24"/>
+        </w:rPr>
+        <w:t>EfficientDet</w:t>
+      </w:r>
+      <w:proofErr w:type="spellEnd"/>
+      <w:r>
+        <w:rPr>
+          <w:rFonts w:asciiTheme="majorEastAsia" w:eastAsiaTheme="majorEastAsia" w:hAnsiTheme="majorEastAsia"/>
+          <w:sz w:val="24"/>
+          <w:szCs w:val="24"/>
+        </w:rPr>
+        <w:t>、Faster R-CNN 等相比，在精度与速度上均表现更优（在同等条件下生成）</w:t>
+      </w:r>
     </w:p>
     <w:sectPr>
       <w:pgSz w:w="11906" w:h="16838"/>
@@ -1701,6 +2135,44 @@
 </w:document>
 </file>
 
+<file path=word/endnotes.xml><?xml version="1.0" encoding="utf-8"?>
+<w:endnotes xmlns:wpc="http://schemas.microsoft.com/office/word/2010/wordprocessingCanvas" xmlns:cx="http://schemas.microsoft.com/office/drawing/2014/chartex" xmlns:cx1="http://schemas.microsoft.com/office/drawing/2015/9/8/chartex" xmlns:cx2="http://schemas.microsoft.com/office/drawing/2015/10/21/chartex" xmlns:cx3="http://schemas.microsoft.com/office/drawing/2016/5/9/chartex" xmlns:cx4="http://schemas.microsoft.com/office/drawing/2016/5/10/chartex" xmlns:cx5="http://schemas.microsoft.com/office/drawing/2016/5/11/chartex" xmlns:cx6="http://schemas.microsoft.com/office/drawing/2016/5/12/chartex" xmlns:cx7="http://schemas.microsoft.com/office/drawing/2016/5/13/chartex" xmlns:cx8="http://schemas.microsoft.com/office/drawing/2016/5/14/chartex" xmlns:mc="http://schemas.openxmlformats.org/markup-compatibility/2006" xmlns:aink="http://schemas.microsoft.com/office/drawing/2016/ink" xmlns:am3d="http://schemas.microsoft.com/office/drawing/2017/model3d" xmlns:o="urn:schemas-microsoft-com:office:office" xmlns:oel="http://schemas.microsoft.com/office/2019/extlst" xmlns:r="http://schemas.openxmlformats.org/officeDocument/2006/relationships" xmlns:m="http://schemas.openxmlformats.org/officeDocument/2006/math" xmlns:v="urn:schemas-microsoft-com:vml" xmlns:wp14="http://schemas.microsoft.com/office/word/2010/wordprocessingDrawing" xmlns:wp="http://schemas.openxmlformats.org/drawingml/2006/wordprocessingDrawing" xmlns:w10="urn:schemas-microsoft-com:office:word" xmlns:w="http://schemas.openxmlformats.org/wordprocessingml/2006/main" xmlns:w14="http://schemas.microsoft.com/office/word/2010/wordml" xmlns:w15="http://schemas.microsoft.com/office/word/2012/wordml" xmlns:w16cex="http://schemas.microsoft.com/office/word/2018/wordml/cex" xmlns:w16cid="http://schemas.microsoft.com/office/word/2016/wordml/cid" xmlns:w16="http://schemas.microsoft.com/office/word/2018/wordml" xmlns:w16du="http://schemas.microsoft.com/office/word/2023/wordml/word16du" xmlns:w16sdtdh="http://schemas.microsoft.com/office/word/2020/wordml/sdtdatahash" xmlns:w16sdtfl="http://schemas.microsoft.com/office/word/2024/wordml/sdtformatlock" xmlns:w16se="http://schemas.microsoft.com/office/word/2015/wordml/symex" xmlns:wpg="http://schemas.microsoft.com/office/word/2010/wordprocessingGroup" xmlns:wpi="http://schemas.microsoft.com/office/word/2010/wordprocessingInk" xmlns:wne="http://schemas.microsoft.com/office/word/2006/wordml" xmlns:wps="http://schemas.microsoft.com/office/word/2010/wordprocessingShape" mc:Ignorable="w14 w15 w16se w16cid w16 w16cex w16sdtdh w16sdtfl w16du wp14">
+  <w:endnote w:type="separator" w:id="-1">
+    <w:p>
+      <w:r>
+        <w:separator/>
+      </w:r>
+    </w:p>
+  </w:endnote>
+  <w:endnote w:type="continuationSeparator" w:id="0">
+    <w:p>
+      <w:r>
+        <w:continuationSeparator/>
+      </w:r>
+    </w:p>
+  </w:endnote>
+</w:endnotes>
+</file>
+
+<file path=word/footnotes.xml><?xml version="1.0" encoding="utf-8"?>
+<w:footnotes xmlns:wpc="http://schemas.microsoft.com/office/word/2010/wordprocessingCanvas" xmlns:cx="http://schemas.microsoft.com/office/drawing/2014/chartex" xmlns:cx1="http://schemas.microsoft.com/office/drawing/2015/9/8/chartex" xmlns:cx2="http://schemas.microsoft.com/office/drawing/2015/10/21/chartex" xmlns:cx3="http://schemas.microsoft.com/office/drawing/2016/5/9/chartex" xmlns:cx4="http://schemas.microsoft.com/office/drawing/2016/5/10/chartex" xmlns:cx5="http://schemas.microsoft.com/office/drawing/2016/5/11/chartex" xmlns:cx6="http://schemas.microsoft.com/office/drawing/2016/5/12/chartex" xmlns:cx7="http://schemas.microsoft.com/office/drawing/2016/5/13/chartex" xmlns:cx8="http://schemas.microsoft.com/office/drawing/2016/5/14/chartex" xmlns:mc="http://schemas.openxmlformats.org/markup-compatibility/2006" xmlns:aink="http://schemas.microsoft.com/office/drawing/2016/ink" xmlns:am3d="http://schemas.microsoft.com/office/drawing/2017/model3d" xmlns:o="urn:schemas-microsoft-com:office:office" xmlns:oel="http://schemas.microsoft.com/office/2019/extlst" xmlns:r="http://schemas.openxmlformats.org/officeDocument/2006/relationships" xmlns:m="http://schemas.openxmlformats.org/officeDocument/2006/math" xmlns:v="urn:schemas-microsoft-com:vml" xmlns:wp14="http://schemas.microsoft.com/office/word/2010/wordprocessingDrawing" xmlns:wp="http://schemas.openxmlformats.org/drawingml/2006/wordprocessingDrawing" xmlns:w10="urn:schemas-microsoft-com:office:word" xmlns:w="http://schemas.openxmlformats.org/wordprocessingml/2006/main" xmlns:w14="http://schemas.microsoft.com/office/word/2010/wordml" xmlns:w15="http://schemas.microsoft.com/office/word/2012/wordml" xmlns:w16cex="http://schemas.microsoft.com/office/word/2018/wordml/cex" xmlns:w16cid="http://schemas.microsoft.com/office/word/2016/wordml/cid" xmlns:w16="http://schemas.microsoft.com/office/word/2018/wordml" xmlns:w16du="http://schemas.microsoft.com/office/word/2023/wordml/word16du" xmlns:w16sdtdh="http://schemas.microsoft.com/office/word/2020/wordml/sdtdatahash" xmlns:w16sdtfl="http://schemas.microsoft.com/office/word/2024/wordml/sdtformatlock" xmlns:w16se="http://schemas.microsoft.com/office/word/2015/wordml/symex" xmlns:wpg="http://schemas.microsoft.com/office/word/2010/wordprocessingGroup" xmlns:wpi="http://schemas.microsoft.com/office/word/2010/wordprocessingInk" xmlns:wne="http://schemas.microsoft.com/office/word/2006/wordml" xmlns:wps="http://schemas.microsoft.com/office/word/2010/wordprocessingShape" mc:Ignorable="w14 w15 w16se w16cid w16 w16cex w16sdtdh w16sdtfl w16du wp14">
+  <w:footnote w:type="separator" w:id="-1">
+    <w:p>
+      <w:r>
+        <w:separator/>
+      </w:r>
+    </w:p>
+  </w:footnote>
+  <w:footnote w:type="continuationSeparator" w:id="0">
+    <w:p>
+      <w:r>
+        <w:continuationSeparator/>
+      </w:r>
+    </w:p>
+  </w:footnote>
+</w:footnotes>
+</file>
+
 <file path=word/numbering.xml><?xml version="1.0" encoding="utf-8"?>
 <w:numbering xmlns:wpc="http://schemas.microsoft.com/office/word/2010/wordprocessingCanvas" xmlns:cx="http://schemas.microsoft.com/office/drawing/2014/chartex" xmlns:cx1="http://schemas.microsoft.com/office/drawing/2015/9/8/chartex" xmlns:cx2="http://schemas.microsoft.com/office/drawing/2015/10/21/chartex" xmlns:cx3="http://schemas.microsoft.com/office/drawing/2016/5/9/chartex" xmlns:cx4="http://schemas.microsoft.com/office/drawing/2016/5/10/chartex" xmlns:cx5="http://schemas.microsoft.com/office/drawing/2016/5/11/chartex" xmlns:cx6="http://schemas.microsoft.com/office/drawing/2016/5/12/chartex" xmlns:cx7="http://schemas.microsoft.com/office/drawing/2016/5/13/chartex" xmlns:cx8="http://schemas.microsoft.com/office/drawing/2016/5/14/chartex" xmlns:mc="http://schemas.openxmlformats.org/markup-compatibility/2006" xmlns:aink="http://schemas.microsoft.com/office/drawing/2016/ink" xmlns:am3d="http://schemas.microsoft.com/office/drawing/2017/model3d" xmlns:o="urn:schemas-microsoft-com:office:office" xmlns:oel="http://schemas.microsoft.com/office/2019/extlst" xmlns:r="http://schemas.openxmlformats.org/officeDocument/2006/relationships" xmlns:m="http://schemas.openxmlformats.org/officeDocument/2006/math" xmlns:v="urn:schemas-microsoft-com:vml" xmlns:wp14="http://schemas.microsoft.com/office/word/2010/wordprocessingDrawing" xmlns:wp="http://schemas.openxmlformats.org/drawingml/2006/wordprocessingDrawing" xmlns:w10="urn:schemas-microsoft-com:office:word" xmlns:w="http://schemas.openxmlformats.org/wordprocessingml/2006/main" xmlns:w14="http://schemas.microsoft.com/office/word/2010/wordml" xmlns:w15="http://schemas.microsoft.com/office/word/2012/wordml" xmlns:w16cex="http://schemas.microsoft.com/office/word/2018/wordml/cex" xmlns:w16cid="http://schemas.microsoft.com/office/word/2016/wordml/cid" xmlns:w16="http://schemas.microsoft.com/office/word/2018/wordml" xmlns:w16du="http://schemas.microsoft.com/office/word/2023/wordml/word16du" xmlns:w16sdtdh="http://schemas.microsoft.com/office/word/2020/wordml/sdtdatahash" xmlns:w16sdtfl="http://schemas.microsoft.com/office/word/2024/wordml/sdtformatlock" xmlns:w16se="http://schemas.microsoft.com/office/word/2015/wordml/symex" xmlns:wpg="http://schemas.microsoft.com/office/word/2010/wordprocessingGroup" xmlns:wpi="http://schemas.microsoft.com/office/word/2010/wordprocessingInk" xmlns:wne="http://schemas.microsoft.com/office/word/2006/wordml" xmlns:wps="http://schemas.microsoft.com/office/word/2010/wordprocessingShape" mc:Ignorable="w14 w15 w16se w16cid w16 w16cex w16sdtdh w16sdtfl w16du wp14">
   <w:abstractNum w:abstractNumId="0" w15:restartNumberingAfterBreak="0">
@@ -1939,6 +2411,155 @@
     </w:lvl>
   </w:abstractNum>
   <w:abstractNum w:abstractNumId="2" w15:restartNumberingAfterBreak="0">
+    <w:nsid w:val="3A174201"/>
+    <w:multiLevelType w:val="multilevel"/>
+    <w:tmpl w:val="CB7842A6"/>
+    <w:lvl w:ilvl="0">
+      <w:start w:val="1"/>
+      <w:numFmt w:val="bullet"/>
+      <w:lvlText w:val=""/>
+      <w:lvlJc w:val="left"/>
+      <w:pPr>
+        <w:tabs>
+          <w:tab w:val="num" w:pos="720"/>
+        </w:tabs>
+        <w:ind w:left="720" w:hanging="360"/>
+      </w:pPr>
+      <w:rPr>
+        <w:rFonts w:ascii="Symbol" w:hAnsi="Symbol" w:hint="default"/>
+        <w:sz w:val="20"/>
+      </w:rPr>
+    </w:lvl>
+    <w:lvl w:ilvl="1" w:tentative="1">
+      <w:start w:val="1"/>
+      <w:numFmt w:val="bullet"/>
+      <w:lvlText w:val="o"/>
+      <w:lvlJc w:val="left"/>
+      <w:pPr>
+        <w:tabs>
+          <w:tab w:val="num" w:pos="1440"/>
+        </w:tabs>
+        <w:ind w:left="1440" w:hanging="360"/>
+      </w:pPr>
+      <w:rPr>
+        <w:rFonts w:ascii="Courier New" w:hAnsi="Courier New" w:hint="default"/>
+        <w:sz w:val="20"/>
+      </w:rPr>
+    </w:lvl>
+    <w:lvl w:ilvl="2" w:tentative="1">
+      <w:start w:val="1"/>
+      <w:numFmt w:val="bullet"/>
+      <w:lvlText w:val=""/>
+      <w:lvlJc w:val="left"/>
+      <w:pPr>
+        <w:tabs>
+          <w:tab w:val="num" w:pos="2160"/>
+        </w:tabs>
+        <w:ind w:left="2160" w:hanging="360"/>
+      </w:pPr>
+      <w:rPr>
+        <w:rFonts w:ascii="Wingdings" w:hAnsi="Wingdings" w:hint="default"/>
+        <w:sz w:val="20"/>
+      </w:rPr>
+    </w:lvl>
+    <w:lvl w:ilvl="3" w:tentative="1">
+      <w:start w:val="1"/>
+      <w:numFmt w:val="bullet"/>
+      <w:lvlText w:val=""/>
+      <w:lvlJc w:val="left"/>
+      <w:pPr>
+        <w:tabs>
+          <w:tab w:val="num" w:pos="2880"/>
+        </w:tabs>
+        <w:ind w:left="2880" w:hanging="360"/>
+      </w:pPr>
+      <w:rPr>
+        <w:rFonts w:ascii="Wingdings" w:hAnsi="Wingdings" w:hint="default"/>
+        <w:sz w:val="20"/>
+      </w:rPr>
+    </w:lvl>
+    <w:lvl w:ilvl="4" w:tentative="1">
+      <w:start w:val="1"/>
+      <w:numFmt w:val="bullet"/>
+      <w:lvlText w:val=""/>
+      <w:lvlJc w:val="left"/>
+      <w:pPr>
+        <w:tabs>
+          <w:tab w:val="num" w:pos="3600"/>
+        </w:tabs>
+        <w:ind w:left="3600" w:hanging="360"/>
+      </w:pPr>
+      <w:rPr>
+        <w:rFonts w:ascii="Wingdings" w:hAnsi="Wingdings" w:hint="default"/>
+        <w:sz w:val="20"/>
+      </w:rPr>
+    </w:lvl>
+    <w:lvl w:ilvl="5" w:tentative="1">
+      <w:start w:val="1"/>
+      <w:numFmt w:val="bullet"/>
+      <w:lvlText w:val=""/>
+      <w:lvlJc w:val="left"/>
+      <w:pPr>
+        <w:tabs>
+          <w:tab w:val="num" w:pos="4320"/>
+        </w:tabs>
+        <w:ind w:left="4320" w:hanging="360"/>
+      </w:pPr>
+      <w:rPr>
+        <w:rFonts w:ascii="Wingdings" w:hAnsi="Wingdings" w:hint="default"/>
+        <w:sz w:val="20"/>
+      </w:rPr>
+    </w:lvl>
+    <w:lvl w:ilvl="6" w:tentative="1">
+      <w:start w:val="1"/>
+      <w:numFmt w:val="bullet"/>
+      <w:lvlText w:val=""/>
+      <w:lvlJc w:val="left"/>
+      <w:pPr>
+        <w:tabs>
+          <w:tab w:val="num" w:pos="5040"/>
+        </w:tabs>
+        <w:ind w:left="5040" w:hanging="360"/>
+      </w:pPr>
+      <w:rPr>
+        <w:rFonts w:ascii="Wingdings" w:hAnsi="Wingdings" w:hint="default"/>
+        <w:sz w:val="20"/>
+      </w:rPr>
+    </w:lvl>
+    <w:lvl w:ilvl="7" w:tentative="1">
+      <w:start w:val="1"/>
+      <w:numFmt w:val="bullet"/>
+      <w:lvlText w:val=""/>
+      <w:lvlJc w:val="left"/>
+      <w:pPr>
+        <w:tabs>
+          <w:tab w:val="num" w:pos="5760"/>
+        </w:tabs>
+        <w:ind w:left="5760" w:hanging="360"/>
+      </w:pPr>
+      <w:rPr>
+        <w:rFonts w:ascii="Wingdings" w:hAnsi="Wingdings" w:hint="default"/>
+        <w:sz w:val="20"/>
+      </w:rPr>
+    </w:lvl>
+    <w:lvl w:ilvl="8" w:tentative="1">
+      <w:start w:val="1"/>
+      <w:numFmt w:val="bullet"/>
+      <w:lvlText w:val=""/>
+      <w:lvlJc w:val="left"/>
+      <w:pPr>
+        <w:tabs>
+          <w:tab w:val="num" w:pos="6480"/>
+        </w:tabs>
+        <w:ind w:left="6480" w:hanging="360"/>
+      </w:pPr>
+      <w:rPr>
+        <w:rFonts w:ascii="Wingdings" w:hAnsi="Wingdings" w:hint="default"/>
+        <w:sz w:val="20"/>
+      </w:rPr>
+    </w:lvl>
+  </w:abstractNum>
+  <w:abstractNum w:abstractNumId="3" w15:restartNumberingAfterBreak="0">
     <w:nsid w:val="46212DA5"/>
     <w:multiLevelType w:val="multilevel"/>
     <w:tmpl w:val="B2645166"/>
@@ -2087,7 +2708,7 @@
       </w:rPr>
     </w:lvl>
   </w:abstractNum>
-  <w:abstractNum w:abstractNumId="3" w15:restartNumberingAfterBreak="0">
+  <w:abstractNum w:abstractNumId="4" w15:restartNumberingAfterBreak="0">
     <w:nsid w:val="59AB3AC8"/>
     <w:multiLevelType w:val="hybridMultilevel"/>
     <w:tmpl w:val="5980EC38"/>
@@ -2204,7 +2825,7 @@
     </w:lvlOverride>
   </w:num>
   <w:num w:numId="2" w16cid:durableId="158009643">
-    <w:abstractNumId w:val="3"/>
+    <w:abstractNumId w:val="4"/>
     <w:lvlOverride w:ilvl="0">
       <w:startOverride w:val="3"/>
     </w:lvlOverride>
@@ -2234,40 +2855,25 @@
     </w:lvlOverride>
   </w:num>
   <w:num w:numId="3" w16cid:durableId="1970164583">
-    <w:abstractNumId w:val="2"/>
-    <w:lvlOverride w:ilvl="0"/>
-    <w:lvlOverride w:ilvl="1"/>
-    <w:lvlOverride w:ilvl="2"/>
-    <w:lvlOverride w:ilvl="3"/>
-    <w:lvlOverride w:ilvl="4"/>
-    <w:lvlOverride w:ilvl="5"/>
-    <w:lvlOverride w:ilvl="6"/>
-    <w:lvlOverride w:ilvl="7"/>
-    <w:lvlOverride w:ilvl="8"/>
+    <w:abstractNumId w:val="3"/>
   </w:num>
   <w:num w:numId="4" w16cid:durableId="948396213">
     <w:abstractNumId w:val="0"/>
-    <w:lvlOverride w:ilvl="0"/>
-    <w:lvlOverride w:ilvl="1"/>
-    <w:lvlOverride w:ilvl="2"/>
-    <w:lvlOverride w:ilvl="3"/>
-    <w:lvlOverride w:ilvl="4"/>
-    <w:lvlOverride w:ilvl="5"/>
-    <w:lvlOverride w:ilvl="6"/>
-    <w:lvlOverride w:ilvl="7"/>
-    <w:lvlOverride w:ilvl="8"/>
   </w:num>
   <w:num w:numId="5" w16cid:durableId="1856455735">
     <w:abstractNumId w:val="1"/>
   </w:num>
   <w:num w:numId="6" w16cid:durableId="27262986">
-    <w:abstractNumId w:val="3"/>
+    <w:abstractNumId w:val="4"/>
   </w:num>
   <w:num w:numId="7" w16cid:durableId="299073320">
-    <w:abstractNumId w:val="2"/>
+    <w:abstractNumId w:val="3"/>
   </w:num>
   <w:num w:numId="8" w16cid:durableId="574127558">
     <w:abstractNumId w:val="0"/>
+  </w:num>
+  <w:num w:numId="9" w16cid:durableId="434324211">
+    <w:abstractNumId w:val="2"/>
   </w:num>
 </w:numbering>
 </file>
@@ -3273,6 +3879,72 @@
       <w:shd w:val="clear" w:color="auto" w:fill="E1DFDD"/>
     </w:rPr>
   </w:style>
+  <w:style w:type="paragraph" w:styleId="af0">
+    <w:name w:val="header"/>
+    <w:basedOn w:val="a"/>
+    <w:link w:val="af1"/>
+    <w:uiPriority w:val="99"/>
+    <w:unhideWhenUsed/>
+    <w:rsid w:val="00D939A2"/>
+    <w:pPr>
+      <w:tabs>
+        <w:tab w:val="center" w:pos="4153"/>
+        <w:tab w:val="right" w:pos="8306"/>
+      </w:tabs>
+      <w:snapToGrid w:val="0"/>
+      <w:jc w:val="center"/>
+    </w:pPr>
+    <w:rPr>
+      <w:sz w:val="18"/>
+      <w:szCs w:val="18"/>
+    </w:rPr>
+  </w:style>
+  <w:style w:type="character" w:customStyle="1" w:styleId="af1">
+    <w:name w:val="页眉 字符"/>
+    <w:basedOn w:val="a0"/>
+    <w:link w:val="af0"/>
+    <w:uiPriority w:val="99"/>
+    <w:rsid w:val="00D939A2"/>
+    <w:rPr>
+      <w:rFonts w:ascii="Times New Roman" w:eastAsia="宋体" w:hAnsi="Times New Roman" w:cs="Times New Roman"/>
+      <w:sz w:val="18"/>
+      <w:szCs w:val="18"/>
+      <w14:ligatures w14:val="none"/>
+    </w:rPr>
+  </w:style>
+  <w:style w:type="paragraph" w:styleId="af2">
+    <w:name w:val="footer"/>
+    <w:basedOn w:val="a"/>
+    <w:link w:val="af3"/>
+    <w:uiPriority w:val="99"/>
+    <w:unhideWhenUsed/>
+    <w:rsid w:val="00D939A2"/>
+    <w:pPr>
+      <w:tabs>
+        <w:tab w:val="center" w:pos="4153"/>
+        <w:tab w:val="right" w:pos="8306"/>
+      </w:tabs>
+      <w:snapToGrid w:val="0"/>
+      <w:jc w:val="left"/>
+    </w:pPr>
+    <w:rPr>
+      <w:sz w:val="18"/>
+      <w:szCs w:val="18"/>
+    </w:rPr>
+  </w:style>
+  <w:style w:type="character" w:customStyle="1" w:styleId="af3">
+    <w:name w:val="页脚 字符"/>
+    <w:basedOn w:val="a0"/>
+    <w:link w:val="af2"/>
+    <w:uiPriority w:val="99"/>
+    <w:rsid w:val="00D939A2"/>
+    <w:rPr>
+      <w:rFonts w:ascii="Times New Roman" w:eastAsia="宋体" w:hAnsi="Times New Roman" w:cs="Times New Roman"/>
+      <w:sz w:val="18"/>
+      <w:szCs w:val="18"/>
+      <w14:ligatures w14:val="none"/>
+    </w:rPr>
+  </w:style>
 </w:styles>
 </file>
 
